--- a/Word/Дубровский_15_.docx
+++ b/Word/Дубровский_15_.docx
@@ -979,7 +979,7 @@
           <w:color w:val="000000" w:themeColor="text1"/>
           <w:sz w:val="28"/>
           <w:szCs w:val="28"/>
-          <w:lang w:val="en-US"/>
+          <w:lang w:val="ru-RU"/>
           <w14:textFill>
             <w14:solidFill>
               <w14:schemeClr w14:val="tx1"/>

--- a/Word/Дубровский_15_.docx
+++ b/Word/Дубровский_15_.docx
@@ -11,9 +11,21 @@
           <w:b/>
           <w:sz w:val="32"/>
           <w:szCs w:val="32"/>
+          <w:lang w:val="en-US"/>
+        </w:rPr>
+      </w:pPr>
+      <w:bookmarkStart w:id="0" w:name="_GoBack"/>
+      <w:bookmarkEnd w:id="0"/>
+      <w:r>
+        <w:rPr>
+          <w:rFonts w:hint="default" w:ascii="Times New Roman" w:hAnsi="Times New Roman"/>
+          <w:b/>
+          <w:sz w:val="32"/>
+          <w:szCs w:val="32"/>
           <w:lang w:val="ru-RU"/>
         </w:rPr>
-      </w:pPr>
+        <w:t>15</w:t>
+      </w:r>
       <w:r>
         <w:rPr>
           <w:rFonts w:ascii="Times New Roman" w:hAnsi="Times New Roman"/>
@@ -21,7 +33,7 @@
           <w:sz w:val="32"/>
           <w:szCs w:val="32"/>
         </w:rPr>
-        <w:t xml:space="preserve">15 </w:t>
+        <w:t xml:space="preserve"> </w:t>
       </w:r>
       <w:r>
         <w:rPr>
@@ -31,7 +43,7 @@
           <w:szCs w:val="32"/>
           <w:lang w:val="ru-RU"/>
         </w:rPr>
-        <w:t>МНОГОПОЛЬЗОВАТЕЛЬСКОЕ</w:t>
+        <w:t>ПЛАТФОРМА</w:t>
       </w:r>
       <w:r>
         <w:rPr>
@@ -41,7 +53,17 @@
           <w:szCs w:val="32"/>
           <w:lang w:val="ru-RU"/>
         </w:rPr>
-        <w:t xml:space="preserve"> ПРИЛОЖЕНИЕ</w:t>
+        <w:t xml:space="preserve"> РАЗРАБОТКИ ВЕБ-ПРИЛОЖЕНИЙ </w:t>
+      </w:r>
+      <w:r>
+        <w:rPr>
+          <w:rFonts w:hint="default" w:ascii="Times New Roman" w:hAnsi="Times New Roman"/>
+          <w:b/>
+          <w:sz w:val="32"/>
+          <w:szCs w:val="32"/>
+          <w:lang w:val="en-US"/>
+        </w:rPr>
+        <w:t>ASP.NET</w:t>
       </w:r>
     </w:p>
     <w:p>
@@ -68,17 +90,18 @@
         <w:spacing w:line="240" w:lineRule="auto"/>
         <w:ind w:firstLine="709"/>
         <w:rPr>
-          <w:rFonts w:ascii="Times New Roman" w:hAnsi="Times New Roman"/>
-          <w:sz w:val="28"/>
-          <w:szCs w:val="28"/>
+          <w:rFonts w:hint="default" w:ascii="Times New Roman" w:hAnsi="Times New Roman"/>
+          <w:sz w:val="28"/>
+          <w:szCs w:val="28"/>
+          <w:lang w:val="ru-RU"/>
         </w:rPr>
       </w:pPr>
       <w:r>
         <w:drawing>
           <wp:inline distT="0" distB="0" distL="114300" distR="114300">
-            <wp:extent cx="4270375" cy="2606040"/>
-            <wp:effectExtent l="0" t="0" r="15875" b="3810"/>
-            <wp:docPr id="66" name="Изображение 2"/>
+            <wp:extent cx="4324350" cy="1552575"/>
+            <wp:effectExtent l="0" t="0" r="0" b="9525"/>
+            <wp:docPr id="65" name="Изображение 1"/>
             <wp:cNvGraphicFramePr>
               <a:graphicFrameLocks xmlns:a="http://schemas.openxmlformats.org/drawingml/2006/main" noChangeAspect="1"/>
             </wp:cNvGraphicFramePr>
@@ -86,13 +109,13 @@
               <a:graphicData uri="http://schemas.openxmlformats.org/drawingml/2006/picture">
                 <pic:pic xmlns:pic="http://schemas.openxmlformats.org/drawingml/2006/picture">
                   <pic:nvPicPr>
-                    <pic:cNvPr id="66" name="Изображение 2"/>
+                    <pic:cNvPr id="65" name="Изображение 1"/>
                     <pic:cNvPicPr>
                       <a:picLocks noChangeAspect="1"/>
                     </pic:cNvPicPr>
                   </pic:nvPicPr>
                   <pic:blipFill>
-                    <a:blip r:embed="rId10"/>
+                    <a:blip r:embed="rId11"/>
                     <a:stretch>
                       <a:fillRect/>
                     </a:stretch>
@@ -100,7 +123,7 @@
                   <pic:spPr>
                     <a:xfrm>
                       <a:off x="0" y="0"/>
-                      <a:ext cx="4270375" cy="2606040"/>
+                      <a:ext cx="4324350" cy="1552575"/>
                     </a:xfrm>
                     <a:prstGeom prst="rect">
                       <a:avLst/>
@@ -125,7 +148,6 @@
           <w:rFonts w:ascii="Times New Roman" w:hAnsi="Times New Roman"/>
           <w:sz w:val="28"/>
           <w:szCs w:val="28"/>
-          <w:lang w:val="en-US"/>
         </w:rPr>
       </w:pPr>
       <w:r>
@@ -134,33 +156,1533 @@
           <w:sz w:val="28"/>
           <w:szCs w:val="28"/>
         </w:rPr>
-        <w:t>Листинг</w:t>
+        <w:t xml:space="preserve">Листинг программы: </w:t>
       </w:r>
+    </w:p>
+    <w:p>
+      <w:pPr>
+        <w:keepNext w:val="0"/>
+        <w:keepLines w:val="0"/>
+        <w:pageBreakBefore w:val="0"/>
+        <w:widowControl/>
+        <w:kinsoku/>
+        <w:wordWrap/>
+        <w:overflowPunct/>
+        <w:topLinePunct w:val="0"/>
+        <w:autoSpaceDE w:val="0"/>
+        <w:autoSpaceDN w:val="0"/>
+        <w:bidi w:val="0"/>
+        <w:adjustRightInd w:val="0"/>
+        <w:snapToGrid/>
+        <w:spacing w:after="0" w:line="240" w:lineRule="auto"/>
+        <w:ind w:firstLine="350" w:firstLineChars="125"/>
+        <w:textAlignment w:val="auto"/>
+        <w:rPr>
+          <w:rFonts w:hint="default" w:ascii="Times New Roman" w:hAnsi="Times New Roman" w:cs="Times New Roman"/>
+          <w:color w:val="262626"/>
+          <w:sz w:val="28"/>
+          <w:szCs w:val="28"/>
+        </w:rPr>
+      </w:pPr>
       <w:r>
         <w:rPr>
+          <w:rFonts w:hint="default" w:ascii="Times New Roman" w:hAnsi="Times New Roman" w:cs="Times New Roman"/>
+          <w:color w:val="262626"/>
+          <w:sz w:val="28"/>
+          <w:szCs w:val="28"/>
+        </w:rPr>
+        <w:t>using Microsoft.EntityFrameworkCore;</w:t>
+      </w:r>
+    </w:p>
+    <w:p>
+      <w:pPr>
+        <w:keepNext w:val="0"/>
+        <w:keepLines w:val="0"/>
+        <w:pageBreakBefore w:val="0"/>
+        <w:widowControl/>
+        <w:kinsoku/>
+        <w:wordWrap/>
+        <w:overflowPunct/>
+        <w:topLinePunct w:val="0"/>
+        <w:autoSpaceDE w:val="0"/>
+        <w:autoSpaceDN w:val="0"/>
+        <w:bidi w:val="0"/>
+        <w:adjustRightInd w:val="0"/>
+        <w:snapToGrid/>
+        <w:spacing w:after="0" w:line="240" w:lineRule="auto"/>
+        <w:ind w:firstLine="350" w:firstLineChars="125"/>
+        <w:textAlignment w:val="auto"/>
+        <w:rPr>
+          <w:rFonts w:hint="default" w:ascii="Times New Roman" w:hAnsi="Times New Roman" w:cs="Times New Roman"/>
+          <w:color w:val="262626"/>
+          <w:sz w:val="28"/>
+          <w:szCs w:val="28"/>
+        </w:rPr>
+      </w:pPr>
+      <w:r>
+        <w:rPr>
+          <w:rFonts w:hint="default" w:ascii="Times New Roman" w:hAnsi="Times New Roman" w:cs="Times New Roman"/>
+          <w:color w:val="262626"/>
+          <w:sz w:val="28"/>
+          <w:szCs w:val="28"/>
+        </w:rPr>
+        <w:t>using z1.Data;</w:t>
+      </w:r>
+    </w:p>
+    <w:p>
+      <w:pPr>
+        <w:keepNext w:val="0"/>
+        <w:keepLines w:val="0"/>
+        <w:pageBreakBefore w:val="0"/>
+        <w:widowControl/>
+        <w:kinsoku/>
+        <w:wordWrap/>
+        <w:overflowPunct/>
+        <w:topLinePunct w:val="0"/>
+        <w:autoSpaceDE w:val="0"/>
+        <w:autoSpaceDN w:val="0"/>
+        <w:bidi w:val="0"/>
+        <w:adjustRightInd w:val="0"/>
+        <w:snapToGrid/>
+        <w:spacing w:after="0" w:line="240" w:lineRule="auto"/>
+        <w:ind w:firstLine="350" w:firstLineChars="125"/>
+        <w:textAlignment w:val="auto"/>
+        <w:rPr>
+          <w:rFonts w:hint="default" w:ascii="Times New Roman" w:hAnsi="Times New Roman" w:cs="Times New Roman"/>
+          <w:color w:val="262626"/>
+          <w:sz w:val="28"/>
+          <w:szCs w:val="28"/>
+        </w:rPr>
+      </w:pPr>
+      <w:r>
+        <w:rPr>
+          <w:rFonts w:hint="default" w:ascii="Times New Roman" w:hAnsi="Times New Roman" w:cs="Times New Roman"/>
+          <w:color w:val="262626"/>
+          <w:sz w:val="28"/>
+          <w:szCs w:val="28"/>
+        </w:rPr>
+        <w:t>using z1.Models;</w:t>
+      </w:r>
+    </w:p>
+    <w:p>
+      <w:pPr>
+        <w:keepNext w:val="0"/>
+        <w:keepLines w:val="0"/>
+        <w:pageBreakBefore w:val="0"/>
+        <w:widowControl/>
+        <w:kinsoku/>
+        <w:wordWrap/>
+        <w:overflowPunct/>
+        <w:topLinePunct w:val="0"/>
+        <w:autoSpaceDE w:val="0"/>
+        <w:autoSpaceDN w:val="0"/>
+        <w:bidi w:val="0"/>
+        <w:adjustRightInd w:val="0"/>
+        <w:snapToGrid/>
+        <w:spacing w:after="0" w:line="240" w:lineRule="auto"/>
+        <w:ind w:firstLine="350" w:firstLineChars="125"/>
+        <w:textAlignment w:val="auto"/>
+        <w:rPr>
+          <w:rFonts w:hint="default" w:ascii="Times New Roman" w:hAnsi="Times New Roman" w:cs="Times New Roman"/>
+          <w:color w:val="262626"/>
+          <w:sz w:val="28"/>
+          <w:szCs w:val="28"/>
+        </w:rPr>
+      </w:pPr>
+    </w:p>
+    <w:p>
+      <w:pPr>
+        <w:keepNext w:val="0"/>
+        <w:keepLines w:val="0"/>
+        <w:pageBreakBefore w:val="0"/>
+        <w:widowControl/>
+        <w:kinsoku/>
+        <w:wordWrap/>
+        <w:overflowPunct/>
+        <w:topLinePunct w:val="0"/>
+        <w:autoSpaceDE w:val="0"/>
+        <w:autoSpaceDN w:val="0"/>
+        <w:bidi w:val="0"/>
+        <w:adjustRightInd w:val="0"/>
+        <w:snapToGrid/>
+        <w:spacing w:after="0" w:line="240" w:lineRule="auto"/>
+        <w:ind w:firstLine="350" w:firstLineChars="125"/>
+        <w:textAlignment w:val="auto"/>
+        <w:rPr>
+          <w:rFonts w:hint="default" w:ascii="Times New Roman" w:hAnsi="Times New Roman" w:cs="Times New Roman"/>
+          <w:color w:val="262626"/>
+          <w:sz w:val="28"/>
+          <w:szCs w:val="28"/>
+        </w:rPr>
+      </w:pPr>
+      <w:r>
+        <w:rPr>
+          <w:rFonts w:hint="default" w:ascii="Times New Roman" w:hAnsi="Times New Roman" w:cs="Times New Roman"/>
+          <w:color w:val="262626"/>
+          <w:sz w:val="28"/>
+          <w:szCs w:val="28"/>
+        </w:rPr>
+        <w:t>var builder = WebApplication.CreateBuilder(args);</w:t>
+      </w:r>
+    </w:p>
+    <w:p>
+      <w:pPr>
+        <w:keepNext w:val="0"/>
+        <w:keepLines w:val="0"/>
+        <w:pageBreakBefore w:val="0"/>
+        <w:widowControl/>
+        <w:kinsoku/>
+        <w:wordWrap/>
+        <w:overflowPunct/>
+        <w:topLinePunct w:val="0"/>
+        <w:autoSpaceDE w:val="0"/>
+        <w:autoSpaceDN w:val="0"/>
+        <w:bidi w:val="0"/>
+        <w:adjustRightInd w:val="0"/>
+        <w:snapToGrid/>
+        <w:spacing w:after="0" w:line="240" w:lineRule="auto"/>
+        <w:ind w:firstLine="350" w:firstLineChars="125"/>
+        <w:textAlignment w:val="auto"/>
+        <w:rPr>
+          <w:rFonts w:hint="default" w:ascii="Times New Roman" w:hAnsi="Times New Roman" w:cs="Times New Roman"/>
+          <w:color w:val="262626"/>
+          <w:sz w:val="28"/>
+          <w:szCs w:val="28"/>
+        </w:rPr>
+      </w:pPr>
+    </w:p>
+    <w:p>
+      <w:pPr>
+        <w:keepNext w:val="0"/>
+        <w:keepLines w:val="0"/>
+        <w:pageBreakBefore w:val="0"/>
+        <w:widowControl/>
+        <w:kinsoku/>
+        <w:wordWrap/>
+        <w:overflowPunct/>
+        <w:topLinePunct w:val="0"/>
+        <w:autoSpaceDE w:val="0"/>
+        <w:autoSpaceDN w:val="0"/>
+        <w:bidi w:val="0"/>
+        <w:adjustRightInd w:val="0"/>
+        <w:snapToGrid/>
+        <w:spacing w:after="0" w:line="240" w:lineRule="auto"/>
+        <w:ind w:firstLine="350" w:firstLineChars="125"/>
+        <w:textAlignment w:val="auto"/>
+        <w:rPr>
+          <w:rFonts w:hint="default" w:ascii="Times New Roman" w:hAnsi="Times New Roman" w:cs="Times New Roman"/>
+          <w:color w:val="262626"/>
+          <w:sz w:val="28"/>
+          <w:szCs w:val="28"/>
+        </w:rPr>
+      </w:pPr>
+      <w:r>
+        <w:rPr>
+          <w:rFonts w:hint="default" w:ascii="Times New Roman" w:hAnsi="Times New Roman" w:cs="Times New Roman"/>
+          <w:color w:val="262626"/>
+          <w:sz w:val="28"/>
+          <w:szCs w:val="28"/>
+        </w:rPr>
+        <w:t>builder.Services.AddControllersWithViews();</w:t>
+      </w:r>
+    </w:p>
+    <w:p>
+      <w:pPr>
+        <w:keepNext w:val="0"/>
+        <w:keepLines w:val="0"/>
+        <w:pageBreakBefore w:val="0"/>
+        <w:widowControl/>
+        <w:kinsoku/>
+        <w:wordWrap/>
+        <w:overflowPunct/>
+        <w:topLinePunct w:val="0"/>
+        <w:autoSpaceDE w:val="0"/>
+        <w:autoSpaceDN w:val="0"/>
+        <w:bidi w:val="0"/>
+        <w:adjustRightInd w:val="0"/>
+        <w:snapToGrid/>
+        <w:spacing w:after="0" w:line="240" w:lineRule="auto"/>
+        <w:ind w:firstLine="350" w:firstLineChars="125"/>
+        <w:textAlignment w:val="auto"/>
+        <w:rPr>
+          <w:rFonts w:hint="default" w:ascii="Times New Roman" w:hAnsi="Times New Roman" w:cs="Times New Roman"/>
+          <w:color w:val="262626"/>
+          <w:sz w:val="28"/>
+          <w:szCs w:val="28"/>
+        </w:rPr>
+      </w:pPr>
+      <w:r>
+        <w:rPr>
+          <w:rFonts w:hint="default" w:ascii="Times New Roman" w:hAnsi="Times New Roman" w:cs="Times New Roman"/>
+          <w:color w:val="262626"/>
+          <w:sz w:val="28"/>
+          <w:szCs w:val="28"/>
+        </w:rPr>
+        <w:t>builder.Services.AddDbContext&lt;ShoppingContext&gt;(options =&gt;</w:t>
+      </w:r>
+    </w:p>
+    <w:p>
+      <w:pPr>
+        <w:keepNext w:val="0"/>
+        <w:keepLines w:val="0"/>
+        <w:pageBreakBefore w:val="0"/>
+        <w:widowControl/>
+        <w:kinsoku/>
+        <w:wordWrap/>
+        <w:overflowPunct/>
+        <w:topLinePunct w:val="0"/>
+        <w:autoSpaceDE w:val="0"/>
+        <w:autoSpaceDN w:val="0"/>
+        <w:bidi w:val="0"/>
+        <w:adjustRightInd w:val="0"/>
+        <w:snapToGrid/>
+        <w:spacing w:after="0" w:line="240" w:lineRule="auto"/>
+        <w:ind w:firstLine="350" w:firstLineChars="125"/>
+        <w:textAlignment w:val="auto"/>
+        <w:rPr>
+          <w:rFonts w:hint="default" w:ascii="Times New Roman" w:hAnsi="Times New Roman" w:cs="Times New Roman"/>
+          <w:color w:val="262626"/>
+          <w:sz w:val="28"/>
+          <w:szCs w:val="28"/>
+        </w:rPr>
+      </w:pPr>
+      <w:r>
+        <w:rPr>
+          <w:rFonts w:hint="default" w:ascii="Times New Roman" w:hAnsi="Times New Roman" w:cs="Times New Roman"/>
+          <w:color w:val="262626"/>
+          <w:sz w:val="28"/>
+          <w:szCs w:val="28"/>
+        </w:rPr>
+        <w:t xml:space="preserve">    options.UseInMemoryDatabase("ShoppingListDb"));</w:t>
+      </w:r>
+    </w:p>
+    <w:p>
+      <w:pPr>
+        <w:keepNext w:val="0"/>
+        <w:keepLines w:val="0"/>
+        <w:pageBreakBefore w:val="0"/>
+        <w:widowControl/>
+        <w:kinsoku/>
+        <w:wordWrap/>
+        <w:overflowPunct/>
+        <w:topLinePunct w:val="0"/>
+        <w:autoSpaceDE w:val="0"/>
+        <w:autoSpaceDN w:val="0"/>
+        <w:bidi w:val="0"/>
+        <w:adjustRightInd w:val="0"/>
+        <w:snapToGrid/>
+        <w:spacing w:after="0" w:line="240" w:lineRule="auto"/>
+        <w:ind w:firstLine="350" w:firstLineChars="125"/>
+        <w:textAlignment w:val="auto"/>
+        <w:rPr>
+          <w:rFonts w:hint="default" w:ascii="Times New Roman" w:hAnsi="Times New Roman" w:cs="Times New Roman"/>
+          <w:color w:val="262626"/>
+          <w:sz w:val="28"/>
+          <w:szCs w:val="28"/>
+        </w:rPr>
+      </w:pPr>
+    </w:p>
+    <w:p>
+      <w:pPr>
+        <w:keepNext w:val="0"/>
+        <w:keepLines w:val="0"/>
+        <w:pageBreakBefore w:val="0"/>
+        <w:widowControl/>
+        <w:kinsoku/>
+        <w:wordWrap/>
+        <w:overflowPunct/>
+        <w:topLinePunct w:val="0"/>
+        <w:autoSpaceDE w:val="0"/>
+        <w:autoSpaceDN w:val="0"/>
+        <w:bidi w:val="0"/>
+        <w:adjustRightInd w:val="0"/>
+        <w:snapToGrid/>
+        <w:spacing w:after="0" w:line="240" w:lineRule="auto"/>
+        <w:ind w:firstLine="350" w:firstLineChars="125"/>
+        <w:textAlignment w:val="auto"/>
+        <w:rPr>
+          <w:rFonts w:hint="default" w:ascii="Times New Roman" w:hAnsi="Times New Roman" w:cs="Times New Roman"/>
+          <w:color w:val="262626"/>
+          <w:sz w:val="28"/>
+          <w:szCs w:val="28"/>
+        </w:rPr>
+      </w:pPr>
+      <w:r>
+        <w:rPr>
+          <w:rFonts w:hint="default" w:ascii="Times New Roman" w:hAnsi="Times New Roman" w:cs="Times New Roman"/>
+          <w:color w:val="262626"/>
+          <w:sz w:val="28"/>
+          <w:szCs w:val="28"/>
+        </w:rPr>
+        <w:t>var app = builder.Build();</w:t>
+      </w:r>
+    </w:p>
+    <w:p>
+      <w:pPr>
+        <w:keepNext w:val="0"/>
+        <w:keepLines w:val="0"/>
+        <w:pageBreakBefore w:val="0"/>
+        <w:widowControl/>
+        <w:kinsoku/>
+        <w:wordWrap/>
+        <w:overflowPunct/>
+        <w:topLinePunct w:val="0"/>
+        <w:autoSpaceDE w:val="0"/>
+        <w:autoSpaceDN w:val="0"/>
+        <w:bidi w:val="0"/>
+        <w:adjustRightInd w:val="0"/>
+        <w:snapToGrid/>
+        <w:spacing w:after="0" w:line="240" w:lineRule="auto"/>
+        <w:ind w:firstLine="350" w:firstLineChars="125"/>
+        <w:textAlignment w:val="auto"/>
+        <w:rPr>
+          <w:rFonts w:hint="default" w:ascii="Times New Roman" w:hAnsi="Times New Roman" w:cs="Times New Roman"/>
+          <w:color w:val="262626"/>
+          <w:sz w:val="28"/>
+          <w:szCs w:val="28"/>
+        </w:rPr>
+      </w:pPr>
+    </w:p>
+    <w:p>
+      <w:pPr>
+        <w:keepNext w:val="0"/>
+        <w:keepLines w:val="0"/>
+        <w:pageBreakBefore w:val="0"/>
+        <w:widowControl/>
+        <w:kinsoku/>
+        <w:wordWrap/>
+        <w:overflowPunct/>
+        <w:topLinePunct w:val="0"/>
+        <w:autoSpaceDE w:val="0"/>
+        <w:autoSpaceDN w:val="0"/>
+        <w:bidi w:val="0"/>
+        <w:adjustRightInd w:val="0"/>
+        <w:snapToGrid/>
+        <w:spacing w:after="0" w:line="240" w:lineRule="auto"/>
+        <w:ind w:firstLine="350" w:firstLineChars="125"/>
+        <w:textAlignment w:val="auto"/>
+        <w:rPr>
+          <w:rFonts w:hint="default" w:ascii="Times New Roman" w:hAnsi="Times New Roman" w:cs="Times New Roman"/>
+          <w:color w:val="262626"/>
+          <w:sz w:val="28"/>
+          <w:szCs w:val="28"/>
+        </w:rPr>
+      </w:pPr>
+      <w:r>
+        <w:rPr>
+          <w:rFonts w:hint="default" w:ascii="Times New Roman" w:hAnsi="Times New Roman" w:cs="Times New Roman"/>
+          <w:color w:val="262626"/>
+          <w:sz w:val="28"/>
+          <w:szCs w:val="28"/>
+        </w:rPr>
+        <w:t>using (var scope = app.Services.CreateScope())</w:t>
+      </w:r>
+    </w:p>
+    <w:p>
+      <w:pPr>
+        <w:keepNext w:val="0"/>
+        <w:keepLines w:val="0"/>
+        <w:pageBreakBefore w:val="0"/>
+        <w:widowControl/>
+        <w:kinsoku/>
+        <w:wordWrap/>
+        <w:overflowPunct/>
+        <w:topLinePunct w:val="0"/>
+        <w:autoSpaceDE w:val="0"/>
+        <w:autoSpaceDN w:val="0"/>
+        <w:bidi w:val="0"/>
+        <w:adjustRightInd w:val="0"/>
+        <w:snapToGrid/>
+        <w:spacing w:after="0" w:line="240" w:lineRule="auto"/>
+        <w:ind w:firstLine="350" w:firstLineChars="125"/>
+        <w:textAlignment w:val="auto"/>
+        <w:rPr>
+          <w:rFonts w:hint="default" w:ascii="Times New Roman" w:hAnsi="Times New Roman" w:cs="Times New Roman"/>
+          <w:color w:val="262626"/>
+          <w:sz w:val="28"/>
+          <w:szCs w:val="28"/>
+        </w:rPr>
+      </w:pPr>
+      <w:r>
+        <w:rPr>
+          <w:rFonts w:hint="default" w:ascii="Times New Roman" w:hAnsi="Times New Roman" w:cs="Times New Roman"/>
+          <w:color w:val="262626"/>
+          <w:sz w:val="28"/>
+          <w:szCs w:val="28"/>
+        </w:rPr>
+        <w:t>{</w:t>
+      </w:r>
+    </w:p>
+    <w:p>
+      <w:pPr>
+        <w:keepNext w:val="0"/>
+        <w:keepLines w:val="0"/>
+        <w:pageBreakBefore w:val="0"/>
+        <w:widowControl/>
+        <w:kinsoku/>
+        <w:wordWrap/>
+        <w:overflowPunct/>
+        <w:topLinePunct w:val="0"/>
+        <w:autoSpaceDE w:val="0"/>
+        <w:autoSpaceDN w:val="0"/>
+        <w:bidi w:val="0"/>
+        <w:adjustRightInd w:val="0"/>
+        <w:snapToGrid/>
+        <w:spacing w:after="0" w:line="240" w:lineRule="auto"/>
+        <w:ind w:firstLine="350" w:firstLineChars="125"/>
+        <w:textAlignment w:val="auto"/>
+        <w:rPr>
+          <w:rFonts w:hint="default" w:ascii="Times New Roman" w:hAnsi="Times New Roman" w:cs="Times New Roman"/>
+          <w:color w:val="262626"/>
+          <w:sz w:val="28"/>
+          <w:szCs w:val="28"/>
+        </w:rPr>
+      </w:pPr>
+      <w:r>
+        <w:rPr>
+          <w:rFonts w:hint="default" w:ascii="Times New Roman" w:hAnsi="Times New Roman" w:cs="Times New Roman"/>
+          <w:color w:val="262626"/>
+          <w:sz w:val="28"/>
+          <w:szCs w:val="28"/>
+        </w:rPr>
+        <w:t xml:space="preserve">    var context = scope.ServiceProvider.GetRequiredService&lt;ShoppingContext&gt;();</w:t>
+      </w:r>
+    </w:p>
+    <w:p>
+      <w:pPr>
+        <w:keepNext w:val="0"/>
+        <w:keepLines w:val="0"/>
+        <w:pageBreakBefore w:val="0"/>
+        <w:widowControl/>
+        <w:kinsoku/>
+        <w:wordWrap/>
+        <w:overflowPunct/>
+        <w:topLinePunct w:val="0"/>
+        <w:autoSpaceDE w:val="0"/>
+        <w:autoSpaceDN w:val="0"/>
+        <w:bidi w:val="0"/>
+        <w:adjustRightInd w:val="0"/>
+        <w:snapToGrid/>
+        <w:spacing w:after="0" w:line="240" w:lineRule="auto"/>
+        <w:ind w:firstLine="350" w:firstLineChars="125"/>
+        <w:textAlignment w:val="auto"/>
+        <w:rPr>
+          <w:rFonts w:hint="default" w:ascii="Times New Roman" w:hAnsi="Times New Roman" w:cs="Times New Roman"/>
+          <w:color w:val="262626"/>
+          <w:sz w:val="28"/>
+          <w:szCs w:val="28"/>
+        </w:rPr>
+      </w:pPr>
+      <w:r>
+        <w:rPr>
+          <w:rFonts w:hint="default" w:ascii="Times New Roman" w:hAnsi="Times New Roman" w:cs="Times New Roman"/>
+          <w:color w:val="262626"/>
+          <w:sz w:val="28"/>
+          <w:szCs w:val="28"/>
+        </w:rPr>
+        <w:t xml:space="preserve">    if (!context.ShoppingItems.Any())</w:t>
+      </w:r>
+    </w:p>
+    <w:p>
+      <w:pPr>
+        <w:keepNext w:val="0"/>
+        <w:keepLines w:val="0"/>
+        <w:pageBreakBefore w:val="0"/>
+        <w:widowControl/>
+        <w:kinsoku/>
+        <w:wordWrap/>
+        <w:overflowPunct/>
+        <w:topLinePunct w:val="0"/>
+        <w:autoSpaceDE w:val="0"/>
+        <w:autoSpaceDN w:val="0"/>
+        <w:bidi w:val="0"/>
+        <w:adjustRightInd w:val="0"/>
+        <w:snapToGrid/>
+        <w:spacing w:after="0" w:line="240" w:lineRule="auto"/>
+        <w:ind w:firstLine="350" w:firstLineChars="125"/>
+        <w:textAlignment w:val="auto"/>
+        <w:rPr>
+          <w:rFonts w:hint="default" w:ascii="Times New Roman" w:hAnsi="Times New Roman" w:cs="Times New Roman"/>
+          <w:color w:val="262626"/>
+          <w:sz w:val="28"/>
+          <w:szCs w:val="28"/>
+        </w:rPr>
+      </w:pPr>
+      <w:r>
+        <w:rPr>
+          <w:rFonts w:hint="default" w:ascii="Times New Roman" w:hAnsi="Times New Roman" w:cs="Times New Roman"/>
+          <w:color w:val="262626"/>
+          <w:sz w:val="28"/>
+          <w:szCs w:val="28"/>
+        </w:rPr>
+        <w:t xml:space="preserve">    {</w:t>
+      </w:r>
+    </w:p>
+    <w:p>
+      <w:pPr>
+        <w:keepNext w:val="0"/>
+        <w:keepLines w:val="0"/>
+        <w:pageBreakBefore w:val="0"/>
+        <w:widowControl/>
+        <w:kinsoku/>
+        <w:wordWrap/>
+        <w:overflowPunct/>
+        <w:topLinePunct w:val="0"/>
+        <w:autoSpaceDE w:val="0"/>
+        <w:autoSpaceDN w:val="0"/>
+        <w:bidi w:val="0"/>
+        <w:adjustRightInd w:val="0"/>
+        <w:snapToGrid/>
+        <w:spacing w:after="0" w:line="240" w:lineRule="auto"/>
+        <w:ind w:firstLine="350" w:firstLineChars="125"/>
+        <w:textAlignment w:val="auto"/>
+        <w:rPr>
+          <w:rFonts w:hint="default" w:ascii="Times New Roman" w:hAnsi="Times New Roman" w:cs="Times New Roman"/>
+          <w:color w:val="262626"/>
+          <w:sz w:val="28"/>
+          <w:szCs w:val="28"/>
+        </w:rPr>
+      </w:pPr>
+      <w:r>
+        <w:rPr>
+          <w:rFonts w:hint="default" w:ascii="Times New Roman" w:hAnsi="Times New Roman" w:cs="Times New Roman"/>
+          <w:color w:val="262626"/>
+          <w:sz w:val="28"/>
+          <w:szCs w:val="28"/>
+        </w:rPr>
+        <w:t xml:space="preserve">        context.ShoppingItems.AddRange(</w:t>
+      </w:r>
+    </w:p>
+    <w:p>
+      <w:pPr>
+        <w:keepNext w:val="0"/>
+        <w:keepLines w:val="0"/>
+        <w:pageBreakBefore w:val="0"/>
+        <w:widowControl/>
+        <w:kinsoku/>
+        <w:wordWrap/>
+        <w:overflowPunct/>
+        <w:topLinePunct w:val="0"/>
+        <w:autoSpaceDE w:val="0"/>
+        <w:autoSpaceDN w:val="0"/>
+        <w:bidi w:val="0"/>
+        <w:adjustRightInd w:val="0"/>
+        <w:snapToGrid/>
+        <w:spacing w:after="0" w:line="240" w:lineRule="auto"/>
+        <w:ind w:firstLine="350" w:firstLineChars="125"/>
+        <w:textAlignment w:val="auto"/>
+        <w:rPr>
+          <w:rFonts w:hint="default" w:ascii="Times New Roman" w:hAnsi="Times New Roman" w:cs="Times New Roman"/>
+          <w:color w:val="262626"/>
+          <w:sz w:val="28"/>
+          <w:szCs w:val="28"/>
+        </w:rPr>
+      </w:pPr>
+      <w:r>
+        <w:rPr>
+          <w:rFonts w:hint="default" w:ascii="Times New Roman" w:hAnsi="Times New Roman" w:cs="Times New Roman"/>
+          <w:color w:val="262626"/>
+          <w:sz w:val="28"/>
+          <w:szCs w:val="28"/>
+        </w:rPr>
+        <w:t xml:space="preserve">            new ShoppingItem { Name = "Milk", Quantity = 1, IsBought = false },</w:t>
+      </w:r>
+    </w:p>
+    <w:p>
+      <w:pPr>
+        <w:keepNext w:val="0"/>
+        <w:keepLines w:val="0"/>
+        <w:pageBreakBefore w:val="0"/>
+        <w:widowControl/>
+        <w:kinsoku/>
+        <w:wordWrap/>
+        <w:overflowPunct/>
+        <w:topLinePunct w:val="0"/>
+        <w:autoSpaceDE w:val="0"/>
+        <w:autoSpaceDN w:val="0"/>
+        <w:bidi w:val="0"/>
+        <w:adjustRightInd w:val="0"/>
+        <w:snapToGrid/>
+        <w:spacing w:after="0" w:line="240" w:lineRule="auto"/>
+        <w:ind w:firstLine="350" w:firstLineChars="125"/>
+        <w:textAlignment w:val="auto"/>
+        <w:rPr>
+          <w:rFonts w:hint="default" w:ascii="Times New Roman" w:hAnsi="Times New Roman" w:cs="Times New Roman"/>
+          <w:color w:val="262626"/>
+          <w:sz w:val="28"/>
+          <w:szCs w:val="28"/>
+        </w:rPr>
+      </w:pPr>
+      <w:r>
+        <w:rPr>
+          <w:rFonts w:hint="default" w:ascii="Times New Roman" w:hAnsi="Times New Roman" w:cs="Times New Roman"/>
+          <w:color w:val="262626"/>
+          <w:sz w:val="28"/>
+          <w:szCs w:val="28"/>
+        </w:rPr>
+        <w:t xml:space="preserve">            new ShoppingItem { Name = "Bread", Quantity = 2, IsBought = false },</w:t>
+      </w:r>
+    </w:p>
+    <w:p>
+      <w:pPr>
+        <w:keepNext w:val="0"/>
+        <w:keepLines w:val="0"/>
+        <w:pageBreakBefore w:val="0"/>
+        <w:widowControl/>
+        <w:kinsoku/>
+        <w:wordWrap/>
+        <w:overflowPunct/>
+        <w:topLinePunct w:val="0"/>
+        <w:autoSpaceDE w:val="0"/>
+        <w:autoSpaceDN w:val="0"/>
+        <w:bidi w:val="0"/>
+        <w:adjustRightInd w:val="0"/>
+        <w:snapToGrid/>
+        <w:spacing w:after="0" w:line="240" w:lineRule="auto"/>
+        <w:ind w:firstLine="350" w:firstLineChars="125"/>
+        <w:textAlignment w:val="auto"/>
+        <w:rPr>
+          <w:rFonts w:hint="default" w:ascii="Times New Roman" w:hAnsi="Times New Roman" w:cs="Times New Roman"/>
+          <w:color w:val="262626"/>
+          <w:sz w:val="28"/>
+          <w:szCs w:val="28"/>
+        </w:rPr>
+      </w:pPr>
+      <w:r>
+        <w:rPr>
+          <w:rFonts w:hint="default" w:ascii="Times New Roman" w:hAnsi="Times New Roman" w:cs="Times New Roman"/>
+          <w:color w:val="262626"/>
+          <w:sz w:val="28"/>
+          <w:szCs w:val="28"/>
+        </w:rPr>
+        <w:t xml:space="preserve">            new ShoppingItem { Name = "Apples", Quantity = 6, IsBought = true }</w:t>
+      </w:r>
+    </w:p>
+    <w:p>
+      <w:pPr>
+        <w:keepNext w:val="0"/>
+        <w:keepLines w:val="0"/>
+        <w:pageBreakBefore w:val="0"/>
+        <w:widowControl/>
+        <w:kinsoku/>
+        <w:wordWrap/>
+        <w:overflowPunct/>
+        <w:topLinePunct w:val="0"/>
+        <w:autoSpaceDE w:val="0"/>
+        <w:autoSpaceDN w:val="0"/>
+        <w:bidi w:val="0"/>
+        <w:adjustRightInd w:val="0"/>
+        <w:snapToGrid/>
+        <w:spacing w:after="0" w:line="240" w:lineRule="auto"/>
+        <w:ind w:firstLine="350" w:firstLineChars="125"/>
+        <w:textAlignment w:val="auto"/>
+        <w:rPr>
+          <w:rFonts w:hint="default" w:ascii="Times New Roman" w:hAnsi="Times New Roman" w:cs="Times New Roman"/>
+          <w:color w:val="262626"/>
+          <w:sz w:val="28"/>
+          <w:szCs w:val="28"/>
+        </w:rPr>
+      </w:pPr>
+      <w:r>
+        <w:rPr>
+          <w:rFonts w:hint="default" w:ascii="Times New Roman" w:hAnsi="Times New Roman" w:cs="Times New Roman"/>
+          <w:color w:val="262626"/>
+          <w:sz w:val="28"/>
+          <w:szCs w:val="28"/>
+        </w:rPr>
+        <w:t xml:space="preserve">        );</w:t>
+      </w:r>
+    </w:p>
+    <w:p>
+      <w:pPr>
+        <w:keepNext w:val="0"/>
+        <w:keepLines w:val="0"/>
+        <w:pageBreakBefore w:val="0"/>
+        <w:widowControl/>
+        <w:kinsoku/>
+        <w:wordWrap/>
+        <w:overflowPunct/>
+        <w:topLinePunct w:val="0"/>
+        <w:autoSpaceDE w:val="0"/>
+        <w:autoSpaceDN w:val="0"/>
+        <w:bidi w:val="0"/>
+        <w:adjustRightInd w:val="0"/>
+        <w:snapToGrid/>
+        <w:spacing w:after="0" w:line="240" w:lineRule="auto"/>
+        <w:ind w:firstLine="350" w:firstLineChars="125"/>
+        <w:textAlignment w:val="auto"/>
+        <w:rPr>
+          <w:rFonts w:hint="default" w:ascii="Times New Roman" w:hAnsi="Times New Roman" w:cs="Times New Roman"/>
+          <w:color w:val="262626"/>
+          <w:sz w:val="28"/>
+          <w:szCs w:val="28"/>
+        </w:rPr>
+      </w:pPr>
+      <w:r>
+        <w:rPr>
+          <w:rFonts w:hint="default" w:ascii="Times New Roman" w:hAnsi="Times New Roman" w:cs="Times New Roman"/>
+          <w:color w:val="262626"/>
+          <w:sz w:val="28"/>
+          <w:szCs w:val="28"/>
+        </w:rPr>
+        <w:t xml:space="preserve">        context.SaveChanges();</w:t>
+      </w:r>
+    </w:p>
+    <w:p>
+      <w:pPr>
+        <w:keepNext w:val="0"/>
+        <w:keepLines w:val="0"/>
+        <w:pageBreakBefore w:val="0"/>
+        <w:widowControl/>
+        <w:kinsoku/>
+        <w:wordWrap/>
+        <w:overflowPunct/>
+        <w:topLinePunct w:val="0"/>
+        <w:autoSpaceDE w:val="0"/>
+        <w:autoSpaceDN w:val="0"/>
+        <w:bidi w:val="0"/>
+        <w:adjustRightInd w:val="0"/>
+        <w:snapToGrid/>
+        <w:spacing w:after="0" w:line="240" w:lineRule="auto"/>
+        <w:ind w:firstLine="350" w:firstLineChars="125"/>
+        <w:textAlignment w:val="auto"/>
+        <w:rPr>
+          <w:rFonts w:hint="default" w:ascii="Times New Roman" w:hAnsi="Times New Roman" w:cs="Times New Roman"/>
+          <w:color w:val="262626"/>
+          <w:sz w:val="28"/>
+          <w:szCs w:val="28"/>
+        </w:rPr>
+      </w:pPr>
+      <w:r>
+        <w:rPr>
+          <w:rFonts w:hint="default" w:ascii="Times New Roman" w:hAnsi="Times New Roman" w:cs="Times New Roman"/>
+          <w:color w:val="262626"/>
+          <w:sz w:val="28"/>
+          <w:szCs w:val="28"/>
+        </w:rPr>
+        <w:t xml:space="preserve">    }</w:t>
+      </w:r>
+    </w:p>
+    <w:p>
+      <w:pPr>
+        <w:keepNext w:val="0"/>
+        <w:keepLines w:val="0"/>
+        <w:pageBreakBefore w:val="0"/>
+        <w:widowControl/>
+        <w:kinsoku/>
+        <w:wordWrap/>
+        <w:overflowPunct/>
+        <w:topLinePunct w:val="0"/>
+        <w:autoSpaceDE w:val="0"/>
+        <w:autoSpaceDN w:val="0"/>
+        <w:bidi w:val="0"/>
+        <w:adjustRightInd w:val="0"/>
+        <w:snapToGrid/>
+        <w:spacing w:after="0" w:line="240" w:lineRule="auto"/>
+        <w:ind w:firstLine="350" w:firstLineChars="125"/>
+        <w:textAlignment w:val="auto"/>
+        <w:rPr>
+          <w:rFonts w:hint="default" w:ascii="Times New Roman" w:hAnsi="Times New Roman" w:cs="Times New Roman"/>
+          <w:color w:val="262626"/>
+          <w:sz w:val="28"/>
+          <w:szCs w:val="28"/>
+        </w:rPr>
+      </w:pPr>
+      <w:r>
+        <w:rPr>
+          <w:rFonts w:hint="default" w:ascii="Times New Roman" w:hAnsi="Times New Roman" w:cs="Times New Roman"/>
+          <w:color w:val="262626"/>
+          <w:sz w:val="28"/>
+          <w:szCs w:val="28"/>
+        </w:rPr>
+        <w:t>}</w:t>
+      </w:r>
+    </w:p>
+    <w:p>
+      <w:pPr>
+        <w:keepNext w:val="0"/>
+        <w:keepLines w:val="0"/>
+        <w:pageBreakBefore w:val="0"/>
+        <w:widowControl/>
+        <w:kinsoku/>
+        <w:wordWrap/>
+        <w:overflowPunct/>
+        <w:topLinePunct w:val="0"/>
+        <w:autoSpaceDE w:val="0"/>
+        <w:autoSpaceDN w:val="0"/>
+        <w:bidi w:val="0"/>
+        <w:adjustRightInd w:val="0"/>
+        <w:snapToGrid/>
+        <w:spacing w:after="0" w:line="240" w:lineRule="auto"/>
+        <w:ind w:firstLine="350" w:firstLineChars="125"/>
+        <w:textAlignment w:val="auto"/>
+        <w:rPr>
+          <w:rFonts w:hint="default" w:ascii="Times New Roman" w:hAnsi="Times New Roman" w:cs="Times New Roman"/>
+          <w:color w:val="262626"/>
+          <w:sz w:val="28"/>
+          <w:szCs w:val="28"/>
+        </w:rPr>
+      </w:pPr>
+    </w:p>
+    <w:p>
+      <w:pPr>
+        <w:keepNext w:val="0"/>
+        <w:keepLines w:val="0"/>
+        <w:pageBreakBefore w:val="0"/>
+        <w:widowControl/>
+        <w:kinsoku/>
+        <w:wordWrap/>
+        <w:overflowPunct/>
+        <w:topLinePunct w:val="0"/>
+        <w:autoSpaceDE w:val="0"/>
+        <w:autoSpaceDN w:val="0"/>
+        <w:bidi w:val="0"/>
+        <w:adjustRightInd w:val="0"/>
+        <w:snapToGrid/>
+        <w:spacing w:after="0" w:line="240" w:lineRule="auto"/>
+        <w:ind w:firstLine="350" w:firstLineChars="125"/>
+        <w:textAlignment w:val="auto"/>
+        <w:rPr>
+          <w:rFonts w:hint="default" w:ascii="Times New Roman" w:hAnsi="Times New Roman" w:cs="Times New Roman"/>
+          <w:color w:val="262626"/>
+          <w:sz w:val="28"/>
+          <w:szCs w:val="28"/>
+        </w:rPr>
+      </w:pPr>
+    </w:p>
+    <w:p>
+      <w:pPr>
+        <w:keepNext w:val="0"/>
+        <w:keepLines w:val="0"/>
+        <w:pageBreakBefore w:val="0"/>
+        <w:widowControl/>
+        <w:kinsoku/>
+        <w:wordWrap/>
+        <w:overflowPunct/>
+        <w:topLinePunct w:val="0"/>
+        <w:autoSpaceDE w:val="0"/>
+        <w:autoSpaceDN w:val="0"/>
+        <w:bidi w:val="0"/>
+        <w:adjustRightInd w:val="0"/>
+        <w:snapToGrid/>
+        <w:spacing w:after="0" w:line="240" w:lineRule="auto"/>
+        <w:ind w:firstLine="350" w:firstLineChars="125"/>
+        <w:textAlignment w:val="auto"/>
+        <w:rPr>
+          <w:rFonts w:hint="default" w:ascii="Times New Roman" w:hAnsi="Times New Roman" w:cs="Times New Roman"/>
+          <w:color w:val="262626"/>
+          <w:sz w:val="28"/>
+          <w:szCs w:val="28"/>
+        </w:rPr>
+      </w:pPr>
+    </w:p>
+    <w:p>
+      <w:pPr>
+        <w:keepNext w:val="0"/>
+        <w:keepLines w:val="0"/>
+        <w:pageBreakBefore w:val="0"/>
+        <w:widowControl/>
+        <w:kinsoku/>
+        <w:wordWrap/>
+        <w:overflowPunct/>
+        <w:topLinePunct w:val="0"/>
+        <w:autoSpaceDE w:val="0"/>
+        <w:autoSpaceDN w:val="0"/>
+        <w:bidi w:val="0"/>
+        <w:adjustRightInd w:val="0"/>
+        <w:snapToGrid/>
+        <w:spacing w:after="0" w:line="240" w:lineRule="auto"/>
+        <w:ind w:firstLine="350" w:firstLineChars="125"/>
+        <w:textAlignment w:val="auto"/>
+        <w:rPr>
+          <w:rFonts w:hint="default" w:ascii="Times New Roman" w:hAnsi="Times New Roman" w:cs="Times New Roman"/>
+          <w:color w:val="262626"/>
+          <w:sz w:val="28"/>
+          <w:szCs w:val="28"/>
+        </w:rPr>
+      </w:pPr>
+    </w:p>
+    <w:p>
+      <w:pPr>
+        <w:keepNext w:val="0"/>
+        <w:keepLines w:val="0"/>
+        <w:pageBreakBefore w:val="0"/>
+        <w:widowControl/>
+        <w:kinsoku/>
+        <w:wordWrap/>
+        <w:overflowPunct/>
+        <w:topLinePunct w:val="0"/>
+        <w:autoSpaceDE w:val="0"/>
+        <w:autoSpaceDN w:val="0"/>
+        <w:bidi w:val="0"/>
+        <w:adjustRightInd w:val="0"/>
+        <w:snapToGrid/>
+        <w:spacing w:after="0" w:line="240" w:lineRule="auto"/>
+        <w:ind w:firstLine="350" w:firstLineChars="125"/>
+        <w:textAlignment w:val="auto"/>
+        <w:rPr>
+          <w:rFonts w:hint="default" w:ascii="Times New Roman" w:hAnsi="Times New Roman" w:cs="Times New Roman"/>
+          <w:color w:val="262626"/>
+          <w:sz w:val="28"/>
+          <w:szCs w:val="28"/>
+        </w:rPr>
+      </w:pPr>
+    </w:p>
+    <w:p>
+      <w:pPr>
+        <w:keepNext w:val="0"/>
+        <w:keepLines w:val="0"/>
+        <w:pageBreakBefore w:val="0"/>
+        <w:widowControl/>
+        <w:kinsoku/>
+        <w:wordWrap/>
+        <w:overflowPunct/>
+        <w:topLinePunct w:val="0"/>
+        <w:autoSpaceDE w:val="0"/>
+        <w:autoSpaceDN w:val="0"/>
+        <w:bidi w:val="0"/>
+        <w:adjustRightInd w:val="0"/>
+        <w:snapToGrid/>
+        <w:spacing w:after="0" w:line="240" w:lineRule="auto"/>
+        <w:ind w:firstLine="350" w:firstLineChars="125"/>
+        <w:textAlignment w:val="auto"/>
+        <w:rPr>
+          <w:rFonts w:hint="default" w:ascii="Times New Roman" w:hAnsi="Times New Roman" w:cs="Times New Roman"/>
+          <w:color w:val="262626"/>
+          <w:sz w:val="28"/>
+          <w:szCs w:val="28"/>
+        </w:rPr>
+      </w:pPr>
+      <w:r>
+        <w:rPr>
+          <w:rFonts w:hint="default" w:ascii="Times New Roman" w:hAnsi="Times New Roman" w:cs="Times New Roman"/>
+          <w:color w:val="262626"/>
+          <w:sz w:val="28"/>
+          <w:szCs w:val="28"/>
+        </w:rPr>
+        <w:t>if (app.Environment.IsDevelopment())</w:t>
+      </w:r>
+    </w:p>
+    <w:p>
+      <w:pPr>
+        <w:keepNext w:val="0"/>
+        <w:keepLines w:val="0"/>
+        <w:pageBreakBefore w:val="0"/>
+        <w:widowControl/>
+        <w:kinsoku/>
+        <w:wordWrap/>
+        <w:overflowPunct/>
+        <w:topLinePunct w:val="0"/>
+        <w:autoSpaceDE w:val="0"/>
+        <w:autoSpaceDN w:val="0"/>
+        <w:bidi w:val="0"/>
+        <w:adjustRightInd w:val="0"/>
+        <w:snapToGrid/>
+        <w:spacing w:after="0" w:line="240" w:lineRule="auto"/>
+        <w:ind w:firstLine="350" w:firstLineChars="125"/>
+        <w:textAlignment w:val="auto"/>
+        <w:rPr>
+          <w:rFonts w:hint="default" w:ascii="Times New Roman" w:hAnsi="Times New Roman" w:cs="Times New Roman"/>
+          <w:color w:val="262626"/>
+          <w:sz w:val="28"/>
+          <w:szCs w:val="28"/>
+        </w:rPr>
+      </w:pPr>
+      <w:r>
+        <w:rPr>
+          <w:rFonts w:hint="default" w:ascii="Times New Roman" w:hAnsi="Times New Roman" w:cs="Times New Roman"/>
+          <w:color w:val="262626"/>
+          <w:sz w:val="28"/>
+          <w:szCs w:val="28"/>
+        </w:rPr>
+        <w:t>{</w:t>
+      </w:r>
+    </w:p>
+    <w:p>
+      <w:pPr>
+        <w:keepNext w:val="0"/>
+        <w:keepLines w:val="0"/>
+        <w:pageBreakBefore w:val="0"/>
+        <w:widowControl/>
+        <w:kinsoku/>
+        <w:wordWrap/>
+        <w:overflowPunct/>
+        <w:topLinePunct w:val="0"/>
+        <w:autoSpaceDE w:val="0"/>
+        <w:autoSpaceDN w:val="0"/>
+        <w:bidi w:val="0"/>
+        <w:adjustRightInd w:val="0"/>
+        <w:snapToGrid/>
+        <w:spacing w:after="0" w:line="240" w:lineRule="auto"/>
+        <w:ind w:firstLine="350" w:firstLineChars="125"/>
+        <w:textAlignment w:val="auto"/>
+        <w:rPr>
+          <w:rFonts w:hint="default" w:ascii="Times New Roman" w:hAnsi="Times New Roman" w:cs="Times New Roman"/>
+          <w:color w:val="262626"/>
+          <w:sz w:val="28"/>
+          <w:szCs w:val="28"/>
+        </w:rPr>
+      </w:pPr>
+      <w:r>
+        <w:rPr>
+          <w:rFonts w:hint="default" w:ascii="Times New Roman" w:hAnsi="Times New Roman" w:cs="Times New Roman"/>
+          <w:color w:val="262626"/>
+          <w:sz w:val="28"/>
+          <w:szCs w:val="28"/>
+        </w:rPr>
+        <w:t xml:space="preserve">    app.UseDeveloperExceptionPage();</w:t>
+      </w:r>
+    </w:p>
+    <w:p>
+      <w:pPr>
+        <w:keepNext w:val="0"/>
+        <w:keepLines w:val="0"/>
+        <w:pageBreakBefore w:val="0"/>
+        <w:widowControl/>
+        <w:kinsoku/>
+        <w:wordWrap/>
+        <w:overflowPunct/>
+        <w:topLinePunct w:val="0"/>
+        <w:autoSpaceDE w:val="0"/>
+        <w:autoSpaceDN w:val="0"/>
+        <w:bidi w:val="0"/>
+        <w:adjustRightInd w:val="0"/>
+        <w:snapToGrid/>
+        <w:spacing w:after="0" w:line="240" w:lineRule="auto"/>
+        <w:ind w:firstLine="350" w:firstLineChars="125"/>
+        <w:textAlignment w:val="auto"/>
+        <w:rPr>
+          <w:rFonts w:hint="default" w:ascii="Times New Roman" w:hAnsi="Times New Roman" w:cs="Times New Roman"/>
+          <w:color w:val="262626"/>
+          <w:sz w:val="28"/>
+          <w:szCs w:val="28"/>
+        </w:rPr>
+      </w:pPr>
+      <w:r>
+        <w:rPr>
+          <w:rFonts w:hint="default" w:ascii="Times New Roman" w:hAnsi="Times New Roman" w:cs="Times New Roman"/>
+          <w:color w:val="262626"/>
+          <w:sz w:val="28"/>
+          <w:szCs w:val="28"/>
+        </w:rPr>
+        <w:t>}</w:t>
+      </w:r>
+    </w:p>
+    <w:p>
+      <w:pPr>
+        <w:keepNext w:val="0"/>
+        <w:keepLines w:val="0"/>
+        <w:pageBreakBefore w:val="0"/>
+        <w:widowControl/>
+        <w:kinsoku/>
+        <w:wordWrap/>
+        <w:overflowPunct/>
+        <w:topLinePunct w:val="0"/>
+        <w:autoSpaceDE w:val="0"/>
+        <w:autoSpaceDN w:val="0"/>
+        <w:bidi w:val="0"/>
+        <w:adjustRightInd w:val="0"/>
+        <w:snapToGrid/>
+        <w:spacing w:after="0" w:line="240" w:lineRule="auto"/>
+        <w:ind w:firstLine="350" w:firstLineChars="125"/>
+        <w:textAlignment w:val="auto"/>
+        <w:rPr>
+          <w:rFonts w:hint="default" w:ascii="Times New Roman" w:hAnsi="Times New Roman" w:cs="Times New Roman"/>
+          <w:color w:val="262626"/>
+          <w:sz w:val="28"/>
+          <w:szCs w:val="28"/>
+        </w:rPr>
+      </w:pPr>
+    </w:p>
+    <w:p>
+      <w:pPr>
+        <w:keepNext w:val="0"/>
+        <w:keepLines w:val="0"/>
+        <w:pageBreakBefore w:val="0"/>
+        <w:widowControl/>
+        <w:kinsoku/>
+        <w:wordWrap/>
+        <w:overflowPunct/>
+        <w:topLinePunct w:val="0"/>
+        <w:autoSpaceDE w:val="0"/>
+        <w:autoSpaceDN w:val="0"/>
+        <w:bidi w:val="0"/>
+        <w:adjustRightInd w:val="0"/>
+        <w:snapToGrid/>
+        <w:spacing w:after="0" w:line="240" w:lineRule="auto"/>
+        <w:ind w:firstLine="350" w:firstLineChars="125"/>
+        <w:textAlignment w:val="auto"/>
+        <w:rPr>
+          <w:rFonts w:hint="default" w:ascii="Times New Roman" w:hAnsi="Times New Roman" w:cs="Times New Roman"/>
+          <w:color w:val="262626"/>
+          <w:sz w:val="28"/>
+          <w:szCs w:val="28"/>
+        </w:rPr>
+      </w:pPr>
+      <w:r>
+        <w:rPr>
+          <w:rFonts w:hint="default" w:ascii="Times New Roman" w:hAnsi="Times New Roman" w:cs="Times New Roman"/>
+          <w:color w:val="262626"/>
+          <w:sz w:val="28"/>
+          <w:szCs w:val="28"/>
+        </w:rPr>
+        <w:t>app.UseHttpsRedirection();</w:t>
+      </w:r>
+    </w:p>
+    <w:p>
+      <w:pPr>
+        <w:keepNext w:val="0"/>
+        <w:keepLines w:val="0"/>
+        <w:pageBreakBefore w:val="0"/>
+        <w:widowControl/>
+        <w:kinsoku/>
+        <w:wordWrap/>
+        <w:overflowPunct/>
+        <w:topLinePunct w:val="0"/>
+        <w:autoSpaceDE w:val="0"/>
+        <w:autoSpaceDN w:val="0"/>
+        <w:bidi w:val="0"/>
+        <w:adjustRightInd w:val="0"/>
+        <w:snapToGrid/>
+        <w:spacing w:after="0" w:line="240" w:lineRule="auto"/>
+        <w:ind w:firstLine="350" w:firstLineChars="125"/>
+        <w:textAlignment w:val="auto"/>
+        <w:rPr>
+          <w:rFonts w:hint="default" w:ascii="Times New Roman" w:hAnsi="Times New Roman" w:cs="Times New Roman"/>
+          <w:color w:val="262626"/>
+          <w:sz w:val="28"/>
+          <w:szCs w:val="28"/>
+        </w:rPr>
+      </w:pPr>
+      <w:r>
+        <w:rPr>
+          <w:rFonts w:hint="default" w:ascii="Times New Roman" w:hAnsi="Times New Roman" w:cs="Times New Roman"/>
+          <w:color w:val="262626"/>
+          <w:sz w:val="28"/>
+          <w:szCs w:val="28"/>
+        </w:rPr>
+        <w:t>app.UseStaticFiles();</w:t>
+      </w:r>
+    </w:p>
+    <w:p>
+      <w:pPr>
+        <w:keepNext w:val="0"/>
+        <w:keepLines w:val="0"/>
+        <w:pageBreakBefore w:val="0"/>
+        <w:widowControl/>
+        <w:kinsoku/>
+        <w:wordWrap/>
+        <w:overflowPunct/>
+        <w:topLinePunct w:val="0"/>
+        <w:autoSpaceDE w:val="0"/>
+        <w:autoSpaceDN w:val="0"/>
+        <w:bidi w:val="0"/>
+        <w:adjustRightInd w:val="0"/>
+        <w:snapToGrid/>
+        <w:spacing w:after="0" w:line="240" w:lineRule="auto"/>
+        <w:ind w:firstLine="350" w:firstLineChars="125"/>
+        <w:textAlignment w:val="auto"/>
+        <w:rPr>
+          <w:rFonts w:hint="default" w:ascii="Times New Roman" w:hAnsi="Times New Roman" w:cs="Times New Roman"/>
+          <w:color w:val="262626"/>
+          <w:sz w:val="28"/>
+          <w:szCs w:val="28"/>
+        </w:rPr>
+      </w:pPr>
+      <w:r>
+        <w:rPr>
+          <w:rFonts w:hint="default" w:ascii="Times New Roman" w:hAnsi="Times New Roman" w:cs="Times New Roman"/>
+          <w:color w:val="262626"/>
+          <w:sz w:val="28"/>
+          <w:szCs w:val="28"/>
+        </w:rPr>
+        <w:t>app.UseRouting();</w:t>
+      </w:r>
+    </w:p>
+    <w:p>
+      <w:pPr>
+        <w:keepNext w:val="0"/>
+        <w:keepLines w:val="0"/>
+        <w:pageBreakBefore w:val="0"/>
+        <w:widowControl/>
+        <w:kinsoku/>
+        <w:wordWrap/>
+        <w:overflowPunct/>
+        <w:topLinePunct w:val="0"/>
+        <w:autoSpaceDE w:val="0"/>
+        <w:autoSpaceDN w:val="0"/>
+        <w:bidi w:val="0"/>
+        <w:adjustRightInd w:val="0"/>
+        <w:snapToGrid/>
+        <w:spacing w:after="0" w:line="240" w:lineRule="auto"/>
+        <w:ind w:firstLine="350" w:firstLineChars="125"/>
+        <w:textAlignment w:val="auto"/>
+        <w:rPr>
+          <w:rFonts w:hint="default" w:ascii="Times New Roman" w:hAnsi="Times New Roman" w:cs="Times New Roman"/>
+          <w:color w:val="262626"/>
+          <w:sz w:val="28"/>
+          <w:szCs w:val="28"/>
+        </w:rPr>
+      </w:pPr>
+      <w:r>
+        <w:rPr>
+          <w:rFonts w:hint="default" w:ascii="Times New Roman" w:hAnsi="Times New Roman" w:cs="Times New Roman"/>
+          <w:color w:val="262626"/>
+          <w:sz w:val="28"/>
+          <w:szCs w:val="28"/>
+        </w:rPr>
+        <w:t>app.UseAuthorization();</w:t>
+      </w:r>
+    </w:p>
+    <w:p>
+      <w:pPr>
+        <w:keepNext w:val="0"/>
+        <w:keepLines w:val="0"/>
+        <w:pageBreakBefore w:val="0"/>
+        <w:widowControl/>
+        <w:kinsoku/>
+        <w:wordWrap/>
+        <w:overflowPunct/>
+        <w:topLinePunct w:val="0"/>
+        <w:autoSpaceDE w:val="0"/>
+        <w:autoSpaceDN w:val="0"/>
+        <w:bidi w:val="0"/>
+        <w:adjustRightInd w:val="0"/>
+        <w:snapToGrid/>
+        <w:spacing w:after="0" w:line="240" w:lineRule="auto"/>
+        <w:ind w:firstLine="350" w:firstLineChars="125"/>
+        <w:textAlignment w:val="auto"/>
+        <w:rPr>
+          <w:rFonts w:hint="default" w:ascii="Times New Roman" w:hAnsi="Times New Roman" w:cs="Times New Roman"/>
+          <w:color w:val="262626"/>
+          <w:sz w:val="28"/>
+          <w:szCs w:val="28"/>
+        </w:rPr>
+      </w:pPr>
+    </w:p>
+    <w:p>
+      <w:pPr>
+        <w:keepNext w:val="0"/>
+        <w:keepLines w:val="0"/>
+        <w:pageBreakBefore w:val="0"/>
+        <w:widowControl/>
+        <w:kinsoku/>
+        <w:wordWrap/>
+        <w:overflowPunct/>
+        <w:topLinePunct w:val="0"/>
+        <w:autoSpaceDE w:val="0"/>
+        <w:autoSpaceDN w:val="0"/>
+        <w:bidi w:val="0"/>
+        <w:adjustRightInd w:val="0"/>
+        <w:snapToGrid/>
+        <w:spacing w:after="0" w:line="240" w:lineRule="auto"/>
+        <w:ind w:firstLine="350" w:firstLineChars="125"/>
+        <w:textAlignment w:val="auto"/>
+        <w:rPr>
+          <w:rFonts w:hint="default" w:ascii="Times New Roman" w:hAnsi="Times New Roman" w:cs="Times New Roman"/>
+          <w:color w:val="262626"/>
+          <w:sz w:val="28"/>
+          <w:szCs w:val="28"/>
+        </w:rPr>
+      </w:pPr>
+      <w:r>
+        <w:rPr>
+          <w:rFonts w:hint="default" w:ascii="Times New Roman" w:hAnsi="Times New Roman" w:cs="Times New Roman"/>
+          <w:color w:val="262626"/>
+          <w:sz w:val="28"/>
+          <w:szCs w:val="28"/>
+        </w:rPr>
+        <w:t>app.MapControllerRoute(</w:t>
+      </w:r>
+    </w:p>
+    <w:p>
+      <w:pPr>
+        <w:keepNext w:val="0"/>
+        <w:keepLines w:val="0"/>
+        <w:pageBreakBefore w:val="0"/>
+        <w:widowControl/>
+        <w:kinsoku/>
+        <w:wordWrap/>
+        <w:overflowPunct/>
+        <w:topLinePunct w:val="0"/>
+        <w:autoSpaceDE w:val="0"/>
+        <w:autoSpaceDN w:val="0"/>
+        <w:bidi w:val="0"/>
+        <w:adjustRightInd w:val="0"/>
+        <w:snapToGrid/>
+        <w:spacing w:after="0" w:line="240" w:lineRule="auto"/>
+        <w:ind w:firstLine="350" w:firstLineChars="125"/>
+        <w:textAlignment w:val="auto"/>
+        <w:rPr>
+          <w:rFonts w:hint="default" w:ascii="Times New Roman" w:hAnsi="Times New Roman" w:cs="Times New Roman"/>
+          <w:color w:val="262626"/>
+          <w:sz w:val="28"/>
+          <w:szCs w:val="28"/>
+        </w:rPr>
+      </w:pPr>
+      <w:r>
+        <w:rPr>
+          <w:rFonts w:hint="default" w:ascii="Times New Roman" w:hAnsi="Times New Roman" w:cs="Times New Roman"/>
+          <w:color w:val="262626"/>
+          <w:sz w:val="28"/>
+          <w:szCs w:val="28"/>
+        </w:rPr>
+        <w:t xml:space="preserve">    name: "default",</w:t>
+      </w:r>
+    </w:p>
+    <w:p>
+      <w:pPr>
+        <w:keepNext w:val="0"/>
+        <w:keepLines w:val="0"/>
+        <w:pageBreakBefore w:val="0"/>
+        <w:widowControl/>
+        <w:kinsoku/>
+        <w:wordWrap/>
+        <w:overflowPunct/>
+        <w:topLinePunct w:val="0"/>
+        <w:autoSpaceDE w:val="0"/>
+        <w:autoSpaceDN w:val="0"/>
+        <w:bidi w:val="0"/>
+        <w:adjustRightInd w:val="0"/>
+        <w:snapToGrid/>
+        <w:spacing w:after="0" w:line="240" w:lineRule="auto"/>
+        <w:ind w:firstLine="350" w:firstLineChars="125"/>
+        <w:textAlignment w:val="auto"/>
+        <w:rPr>
+          <w:rFonts w:hint="default" w:ascii="Times New Roman" w:hAnsi="Times New Roman" w:cs="Times New Roman"/>
+          <w:color w:val="262626"/>
+          <w:sz w:val="28"/>
+          <w:szCs w:val="28"/>
+        </w:rPr>
+      </w:pPr>
+      <w:r>
+        <w:rPr>
+          <w:rFonts w:hint="default" w:ascii="Times New Roman" w:hAnsi="Times New Roman" w:cs="Times New Roman"/>
+          <w:color w:val="262626"/>
+          <w:sz w:val="28"/>
+          <w:szCs w:val="28"/>
+        </w:rPr>
+        <w:t xml:space="preserve">    pattern: "{controller=Shopping}/{action=Index}/{id?}");</w:t>
+      </w:r>
+    </w:p>
+    <w:p>
+      <w:pPr>
+        <w:keepNext w:val="0"/>
+        <w:keepLines w:val="0"/>
+        <w:pageBreakBefore w:val="0"/>
+        <w:widowControl/>
+        <w:kinsoku/>
+        <w:wordWrap/>
+        <w:overflowPunct/>
+        <w:topLinePunct w:val="0"/>
+        <w:autoSpaceDE w:val="0"/>
+        <w:autoSpaceDN w:val="0"/>
+        <w:bidi w:val="0"/>
+        <w:adjustRightInd w:val="0"/>
+        <w:snapToGrid/>
+        <w:spacing w:after="0" w:line="240" w:lineRule="auto"/>
+        <w:ind w:firstLine="350" w:firstLineChars="125"/>
+        <w:textAlignment w:val="auto"/>
+        <w:rPr>
+          <w:rFonts w:hint="default" w:ascii="Times New Roman" w:hAnsi="Times New Roman" w:cs="Times New Roman"/>
+          <w:color w:val="262626"/>
+          <w:sz w:val="28"/>
+          <w:szCs w:val="28"/>
+        </w:rPr>
+      </w:pPr>
+    </w:p>
+    <w:p>
+      <w:pPr>
+        <w:keepNext w:val="0"/>
+        <w:keepLines w:val="0"/>
+        <w:pageBreakBefore w:val="0"/>
+        <w:widowControl/>
+        <w:kinsoku/>
+        <w:wordWrap/>
+        <w:overflowPunct/>
+        <w:topLinePunct w:val="0"/>
+        <w:autoSpaceDE w:val="0"/>
+        <w:autoSpaceDN w:val="0"/>
+        <w:bidi w:val="0"/>
+        <w:adjustRightInd w:val="0"/>
+        <w:snapToGrid/>
+        <w:spacing w:after="0" w:line="240" w:lineRule="auto"/>
+        <w:ind w:firstLine="350" w:firstLineChars="125"/>
+        <w:textAlignment w:val="auto"/>
+        <w:rPr>
+          <w:rFonts w:hint="default" w:ascii="Times New Roman" w:hAnsi="Times New Roman" w:cs="Times New Roman"/>
+          <w:color w:val="262626"/>
+          <w:sz w:val="28"/>
+          <w:szCs w:val="28"/>
+        </w:rPr>
+      </w:pPr>
+      <w:r>
+        <w:rPr>
+          <w:rFonts w:hint="default" w:ascii="Times New Roman" w:hAnsi="Times New Roman" w:cs="Times New Roman"/>
+          <w:color w:val="262626"/>
+          <w:sz w:val="28"/>
+          <w:szCs w:val="28"/>
+        </w:rPr>
+        <w:t>app.Run();</w:t>
+      </w:r>
+    </w:p>
+    <w:p>
+      <w:pPr>
+        <w:keepNext w:val="0"/>
+        <w:keepLines w:val="0"/>
+        <w:pageBreakBefore w:val="0"/>
+        <w:widowControl/>
+        <w:kinsoku/>
+        <w:wordWrap/>
+        <w:overflowPunct/>
+        <w:topLinePunct w:val="0"/>
+        <w:autoSpaceDE w:val="0"/>
+        <w:autoSpaceDN w:val="0"/>
+        <w:bidi w:val="0"/>
+        <w:adjustRightInd w:val="0"/>
+        <w:snapToGrid/>
+        <w:spacing w:after="0" w:line="240" w:lineRule="auto"/>
+        <w:ind w:firstLine="350" w:firstLineChars="125"/>
+        <w:textAlignment w:val="auto"/>
+        <w:rPr>
+          <w:rFonts w:hint="default" w:ascii="Times New Roman" w:hAnsi="Times New Roman" w:cs="Times New Roman"/>
+          <w:color w:val="262626"/>
+          <w:sz w:val="28"/>
+          <w:szCs w:val="28"/>
+        </w:rPr>
+      </w:pPr>
+    </w:p>
+    <w:p>
+      <w:pPr>
+        <w:autoSpaceDE w:val="0"/>
+        <w:autoSpaceDN w:val="0"/>
+        <w:adjustRightInd w:val="0"/>
+        <w:spacing w:after="0" w:line="240" w:lineRule="auto"/>
+        <w:rPr>
+          <w:rFonts w:ascii="Menlo" w:hAnsi="Menlo" w:cs="Menlo"/>
+          <w:color w:val="262626"/>
+          <w:sz w:val="24"/>
+          <w:szCs w:val="24"/>
+        </w:rPr>
+      </w:pPr>
+    </w:p>
+    <w:p>
+      <w:pPr>
+        <w:spacing w:line="240" w:lineRule="auto"/>
+        <w:ind w:firstLine="567"/>
+        <w:rPr>
           <w:rFonts w:ascii="Times New Roman" w:hAnsi="Times New Roman"/>
           <w:sz w:val="28"/>
           <w:szCs w:val="28"/>
-          <w:lang w:val="en-US"/>
-        </w:rPr>
-        <w:t xml:space="preserve"> </w:t>
-      </w:r>
+        </w:rPr>
+      </w:pPr>
       <w:r>
         <w:rPr>
           <w:rFonts w:ascii="Times New Roman" w:hAnsi="Times New Roman"/>
           <w:sz w:val="28"/>
           <w:szCs w:val="28"/>
         </w:rPr>
-        <w:t>программы</w:t>
-      </w:r>
-      <w:r>
-        <w:rPr>
-          <w:rFonts w:ascii="Times New Roman" w:hAnsi="Times New Roman"/>
-          <w:sz w:val="28"/>
-          <w:szCs w:val="28"/>
-          <w:lang w:val="en-US"/>
-        </w:rPr>
-        <w:t xml:space="preserve">: </w:t>
+        <w:t>Анализ результатов:</w:t>
       </w:r>
     </w:p>
     <w:p>
@@ -170,2065 +1692,201 @@
         <w:adjustRightInd w:val="0"/>
         <w:spacing w:after="0" w:line="240" w:lineRule="auto"/>
         <w:rPr>
-          <w:rFonts w:hint="default" w:ascii="Times New Roman" w:hAnsi="Times New Roman"/>
-          <w:color w:val="000000" w:themeColor="text1"/>
-          <w:sz w:val="28"/>
-          <w:szCs w:val="28"/>
-          <w:lang w:val="en-US"/>
-          <w14:textFill>
-            <w14:solidFill>
-              <w14:schemeClr w14:val="tx1"/>
-            </w14:solidFill>
-          </w14:textFill>
+          <w:rFonts w:ascii="Menlo" w:hAnsi="Menlo" w:cs="Menlo"/>
+          <w:color w:val="262626"/>
+          <w:sz w:val="14"/>
+          <w:szCs w:val="14"/>
         </w:rPr>
       </w:pPr>
-      <w:r>
-        <w:rPr>
-          <w:rFonts w:hint="default" w:ascii="Times New Roman" w:hAnsi="Times New Roman"/>
-          <w:color w:val="000000" w:themeColor="text1"/>
-          <w:sz w:val="28"/>
-          <w:szCs w:val="28"/>
-          <w:lang w:val="en-US"/>
-          <w14:textFill>
-            <w14:solidFill>
-              <w14:schemeClr w14:val="tx1"/>
-            </w14:solidFill>
-          </w14:textFill>
-        </w:rPr>
-        <w:t>using System;</w:t>
-      </w:r>
-    </w:p>
-    <w:p>
-      <w:pPr>
-        <w:autoSpaceDE w:val="0"/>
-        <w:autoSpaceDN w:val="0"/>
-        <w:adjustRightInd w:val="0"/>
-        <w:spacing w:after="0" w:line="240" w:lineRule="auto"/>
-        <w:rPr>
-          <w:rFonts w:hint="default" w:ascii="Times New Roman" w:hAnsi="Times New Roman"/>
-          <w:color w:val="000000" w:themeColor="text1"/>
-          <w:sz w:val="28"/>
-          <w:szCs w:val="28"/>
-          <w:lang w:val="en-US"/>
-          <w14:textFill>
-            <w14:solidFill>
-              <w14:schemeClr w14:val="tx1"/>
-            </w14:solidFill>
-          </w14:textFill>
-        </w:rPr>
-      </w:pPr>
-      <w:r>
-        <w:rPr>
-          <w:rFonts w:hint="default" w:ascii="Times New Roman" w:hAnsi="Times New Roman"/>
-          <w:color w:val="000000" w:themeColor="text1"/>
-          <w:sz w:val="28"/>
-          <w:szCs w:val="28"/>
-          <w:lang w:val="en-US"/>
-          <w14:textFill>
-            <w14:solidFill>
-              <w14:schemeClr w14:val="tx1"/>
-            </w14:solidFill>
-          </w14:textFill>
-        </w:rPr>
-        <w:t>using System.Collections.ObjectModel;</w:t>
-      </w:r>
-    </w:p>
-    <w:p>
-      <w:pPr>
-        <w:autoSpaceDE w:val="0"/>
-        <w:autoSpaceDN w:val="0"/>
-        <w:adjustRightInd w:val="0"/>
-        <w:spacing w:after="0" w:line="240" w:lineRule="auto"/>
-        <w:rPr>
-          <w:rFonts w:hint="default" w:ascii="Times New Roman" w:hAnsi="Times New Roman"/>
-          <w:color w:val="000000" w:themeColor="text1"/>
-          <w:sz w:val="28"/>
-          <w:szCs w:val="28"/>
-          <w:lang w:val="en-US"/>
-          <w14:textFill>
-            <w14:solidFill>
-              <w14:schemeClr w14:val="tx1"/>
-            </w14:solidFill>
-          </w14:textFill>
-        </w:rPr>
-      </w:pPr>
-      <w:r>
-        <w:rPr>
-          <w:rFonts w:hint="default" w:ascii="Times New Roman" w:hAnsi="Times New Roman"/>
-          <w:color w:val="000000" w:themeColor="text1"/>
-          <w:sz w:val="28"/>
-          <w:szCs w:val="28"/>
-          <w:lang w:val="en-US"/>
-          <w14:textFill>
-            <w14:solidFill>
-              <w14:schemeClr w14:val="tx1"/>
-            </w14:solidFill>
-          </w14:textFill>
-        </w:rPr>
-        <w:t>using System.ComponentModel;</w:t>
-      </w:r>
-    </w:p>
-    <w:p>
-      <w:pPr>
-        <w:autoSpaceDE w:val="0"/>
-        <w:autoSpaceDN w:val="0"/>
-        <w:adjustRightInd w:val="0"/>
-        <w:spacing w:after="0" w:line="240" w:lineRule="auto"/>
-        <w:rPr>
-          <w:rFonts w:hint="default" w:ascii="Times New Roman" w:hAnsi="Times New Roman"/>
-          <w:color w:val="000000" w:themeColor="text1"/>
-          <w:sz w:val="28"/>
-          <w:szCs w:val="28"/>
-          <w:lang w:val="en-US"/>
-          <w14:textFill>
-            <w14:solidFill>
-              <w14:schemeClr w14:val="tx1"/>
-            </w14:solidFill>
-          </w14:textFill>
-        </w:rPr>
-      </w:pPr>
-      <w:r>
-        <w:rPr>
-          <w:rFonts w:hint="default" w:ascii="Times New Roman" w:hAnsi="Times New Roman"/>
-          <w:color w:val="000000" w:themeColor="text1"/>
-          <w:sz w:val="28"/>
-          <w:szCs w:val="28"/>
-          <w:lang w:val="en-US"/>
-          <w14:textFill>
-            <w14:solidFill>
-              <w14:schemeClr w14:val="tx1"/>
-            </w14:solidFill>
-          </w14:textFill>
-        </w:rPr>
-        <w:t>using System.Runtime.CompilerServices;</w:t>
-      </w:r>
-    </w:p>
-    <w:p>
-      <w:pPr>
-        <w:autoSpaceDE w:val="0"/>
-        <w:autoSpaceDN w:val="0"/>
-        <w:adjustRightInd w:val="0"/>
-        <w:spacing w:after="0" w:line="240" w:lineRule="auto"/>
-        <w:rPr>
-          <w:rFonts w:hint="default" w:ascii="Times New Roman" w:hAnsi="Times New Roman"/>
-          <w:color w:val="000000" w:themeColor="text1"/>
-          <w:sz w:val="28"/>
-          <w:szCs w:val="28"/>
-          <w:lang w:val="en-US"/>
-          <w14:textFill>
-            <w14:solidFill>
-              <w14:schemeClr w14:val="tx1"/>
-            </w14:solidFill>
-          </w14:textFill>
-        </w:rPr>
-      </w:pPr>
-      <w:r>
-        <w:rPr>
-          <w:rFonts w:hint="default" w:ascii="Times New Roman" w:hAnsi="Times New Roman"/>
-          <w:color w:val="000000" w:themeColor="text1"/>
-          <w:sz w:val="28"/>
-          <w:szCs w:val="28"/>
-          <w:lang w:val="en-US"/>
-          <w14:textFill>
-            <w14:solidFill>
-              <w14:schemeClr w14:val="tx1"/>
-            </w14:solidFill>
-          </w14:textFill>
-        </w:rPr>
-        <w:t>using System.Threading.Tasks;</w:t>
-      </w:r>
-    </w:p>
-    <w:p>
-      <w:pPr>
-        <w:autoSpaceDE w:val="0"/>
-        <w:autoSpaceDN w:val="0"/>
-        <w:adjustRightInd w:val="0"/>
-        <w:spacing w:after="0" w:line="240" w:lineRule="auto"/>
-        <w:rPr>
-          <w:rFonts w:hint="default" w:ascii="Times New Roman" w:hAnsi="Times New Roman"/>
-          <w:color w:val="000000" w:themeColor="text1"/>
-          <w:sz w:val="28"/>
-          <w:szCs w:val="28"/>
-          <w:lang w:val="en-US"/>
-          <w14:textFill>
-            <w14:solidFill>
-              <w14:schemeClr w14:val="tx1"/>
-            </w14:solidFill>
-          </w14:textFill>
-        </w:rPr>
-      </w:pPr>
-      <w:r>
-        <w:rPr>
-          <w:rFonts w:hint="default" w:ascii="Times New Roman" w:hAnsi="Times New Roman"/>
-          <w:color w:val="000000" w:themeColor="text1"/>
-          <w:sz w:val="28"/>
-          <w:szCs w:val="28"/>
-          <w:lang w:val="en-US"/>
-          <w14:textFill>
-            <w14:solidFill>
-              <w14:schemeClr w14:val="tx1"/>
-            </w14:solidFill>
-          </w14:textFill>
-        </w:rPr>
-        <w:t>using System.Windows.Input;</w:t>
-      </w:r>
-    </w:p>
-    <w:p>
-      <w:pPr>
-        <w:autoSpaceDE w:val="0"/>
-        <w:autoSpaceDN w:val="0"/>
-        <w:adjustRightInd w:val="0"/>
-        <w:spacing w:after="0" w:line="240" w:lineRule="auto"/>
-        <w:rPr>
-          <w:rFonts w:hint="default" w:ascii="Times New Roman" w:hAnsi="Times New Roman"/>
-          <w:color w:val="000000" w:themeColor="text1"/>
-          <w:sz w:val="28"/>
-          <w:szCs w:val="28"/>
-          <w:lang w:val="en-US"/>
-          <w14:textFill>
-            <w14:solidFill>
-              <w14:schemeClr w14:val="tx1"/>
-            </w14:solidFill>
-          </w14:textFill>
-        </w:rPr>
-      </w:pPr>
-      <w:r>
-        <w:rPr>
-          <w:rFonts w:hint="default" w:ascii="Times New Roman" w:hAnsi="Times New Roman"/>
-          <w:color w:val="000000" w:themeColor="text1"/>
-          <w:sz w:val="28"/>
-          <w:szCs w:val="28"/>
-          <w:lang w:val="en-US"/>
-          <w14:textFill>
-            <w14:solidFill>
-              <w14:schemeClr w14:val="tx1"/>
-            </w14:solidFill>
-          </w14:textFill>
-        </w:rPr>
-        <w:t>namespace FinanceApp</w:t>
-      </w:r>
-    </w:p>
-    <w:p>
-      <w:pPr>
-        <w:autoSpaceDE w:val="0"/>
-        <w:autoSpaceDN w:val="0"/>
-        <w:adjustRightInd w:val="0"/>
-        <w:spacing w:after="0" w:line="240" w:lineRule="auto"/>
-        <w:rPr>
-          <w:rFonts w:hint="default" w:ascii="Times New Roman" w:hAnsi="Times New Roman"/>
-          <w:color w:val="000000" w:themeColor="text1"/>
-          <w:sz w:val="28"/>
-          <w:szCs w:val="28"/>
-          <w:lang w:val="en-US"/>
-          <w14:textFill>
-            <w14:solidFill>
-              <w14:schemeClr w14:val="tx1"/>
-            </w14:solidFill>
-          </w14:textFill>
-        </w:rPr>
-      </w:pPr>
-      <w:r>
-        <w:rPr>
-          <w:rFonts w:hint="default" w:ascii="Times New Roman" w:hAnsi="Times New Roman"/>
-          <w:color w:val="000000" w:themeColor="text1"/>
-          <w:sz w:val="28"/>
-          <w:szCs w:val="28"/>
-          <w:lang w:val="en-US"/>
-          <w14:textFill>
-            <w14:solidFill>
-              <w14:schemeClr w14:val="tx1"/>
-            </w14:solidFill>
-          </w14:textFill>
-        </w:rPr>
-        <w:t>{</w:t>
-      </w:r>
-    </w:p>
-    <w:p>
-      <w:pPr>
-        <w:autoSpaceDE w:val="0"/>
-        <w:autoSpaceDN w:val="0"/>
-        <w:adjustRightInd w:val="0"/>
-        <w:spacing w:after="0" w:line="240" w:lineRule="auto"/>
-        <w:rPr>
-          <w:rFonts w:hint="default" w:ascii="Times New Roman" w:hAnsi="Times New Roman"/>
-          <w:color w:val="000000" w:themeColor="text1"/>
-          <w:sz w:val="28"/>
-          <w:szCs w:val="28"/>
-          <w:lang w:val="en-US"/>
-          <w14:textFill>
-            <w14:solidFill>
-              <w14:schemeClr w14:val="tx1"/>
-            </w14:solidFill>
-          </w14:textFill>
-        </w:rPr>
-      </w:pPr>
-      <w:r>
-        <w:rPr>
-          <w:rFonts w:hint="default" w:ascii="Times New Roman" w:hAnsi="Times New Roman"/>
-          <w:color w:val="000000" w:themeColor="text1"/>
-          <w:sz w:val="28"/>
-          <w:szCs w:val="28"/>
-          <w:lang w:val="en-US"/>
-          <w14:textFill>
-            <w14:solidFill>
-              <w14:schemeClr w14:val="tx1"/>
-            </w14:solidFill>
-          </w14:textFill>
-        </w:rPr>
-        <w:t xml:space="preserve">    public class FinanceViewModel : INotifyPropertyChanged</w:t>
-      </w:r>
-    </w:p>
-    <w:p>
-      <w:pPr>
-        <w:autoSpaceDE w:val="0"/>
-        <w:autoSpaceDN w:val="0"/>
-        <w:adjustRightInd w:val="0"/>
-        <w:spacing w:after="0" w:line="240" w:lineRule="auto"/>
-        <w:rPr>
-          <w:rFonts w:hint="default" w:ascii="Times New Roman" w:hAnsi="Times New Roman"/>
-          <w:color w:val="000000" w:themeColor="text1"/>
-          <w:sz w:val="28"/>
-          <w:szCs w:val="28"/>
-          <w:lang w:val="en-US"/>
-          <w14:textFill>
-            <w14:solidFill>
-              <w14:schemeClr w14:val="tx1"/>
-            </w14:solidFill>
-          </w14:textFill>
-        </w:rPr>
-      </w:pPr>
-      <w:r>
-        <w:rPr>
-          <w:rFonts w:hint="default" w:ascii="Times New Roman" w:hAnsi="Times New Roman"/>
-          <w:color w:val="000000" w:themeColor="text1"/>
-          <w:sz w:val="28"/>
-          <w:szCs w:val="28"/>
-          <w:lang w:val="en-US"/>
-          <w14:textFill>
-            <w14:solidFill>
-              <w14:schemeClr w14:val="tx1"/>
-            </w14:solidFill>
-          </w14:textFill>
-        </w:rPr>
-        <w:t xml:space="preserve">    {</w:t>
-      </w:r>
-    </w:p>
-    <w:p>
-      <w:pPr>
-        <w:autoSpaceDE w:val="0"/>
-        <w:autoSpaceDN w:val="0"/>
-        <w:adjustRightInd w:val="0"/>
-        <w:spacing w:after="0" w:line="240" w:lineRule="auto"/>
-        <w:rPr>
-          <w:rFonts w:hint="default" w:ascii="Times New Roman" w:hAnsi="Times New Roman"/>
-          <w:color w:val="000000" w:themeColor="text1"/>
-          <w:sz w:val="28"/>
-          <w:szCs w:val="28"/>
-          <w:lang w:val="en-US"/>
-          <w14:textFill>
-            <w14:solidFill>
-              <w14:schemeClr w14:val="tx1"/>
-            </w14:solidFill>
-          </w14:textFill>
-        </w:rPr>
-      </w:pPr>
-      <w:r>
-        <w:rPr>
-          <w:rFonts w:hint="default" w:ascii="Times New Roman" w:hAnsi="Times New Roman"/>
-          <w:color w:val="000000" w:themeColor="text1"/>
-          <w:sz w:val="28"/>
-          <w:szCs w:val="28"/>
-          <w:lang w:val="en-US"/>
-          <w14:textFill>
-            <w14:solidFill>
-              <w14:schemeClr w14:val="tx1"/>
-            </w14:solidFill>
-          </w14:textFill>
-        </w:rPr>
-        <w:t xml:space="preserve">        private readonly FinanceService _financeService;</w:t>
-      </w:r>
-    </w:p>
-    <w:p>
-      <w:pPr>
-        <w:autoSpaceDE w:val="0"/>
-        <w:autoSpaceDN w:val="0"/>
-        <w:adjustRightInd w:val="0"/>
-        <w:spacing w:after="0" w:line="240" w:lineRule="auto"/>
-        <w:rPr>
-          <w:rFonts w:hint="default" w:ascii="Times New Roman" w:hAnsi="Times New Roman"/>
-          <w:color w:val="000000" w:themeColor="text1"/>
-          <w:sz w:val="28"/>
-          <w:szCs w:val="28"/>
-          <w:lang w:val="en-US"/>
-          <w14:textFill>
-            <w14:solidFill>
-              <w14:schemeClr w14:val="tx1"/>
-            </w14:solidFill>
-          </w14:textFill>
-        </w:rPr>
-      </w:pPr>
-      <w:r>
-        <w:rPr>
-          <w:rFonts w:hint="default" w:ascii="Times New Roman" w:hAnsi="Times New Roman"/>
-          <w:color w:val="000000" w:themeColor="text1"/>
-          <w:sz w:val="28"/>
-          <w:szCs w:val="28"/>
-          <w:lang w:val="en-US"/>
-          <w14:textFill>
-            <w14:solidFill>
-              <w14:schemeClr w14:val="tx1"/>
-            </w14:solidFill>
-          </w14:textFill>
-        </w:rPr>
-        <w:t xml:space="preserve">        private bool _isLoading;</w:t>
-      </w:r>
-    </w:p>
-    <w:p>
-      <w:pPr>
-        <w:autoSpaceDE w:val="0"/>
-        <w:autoSpaceDN w:val="0"/>
-        <w:adjustRightInd w:val="0"/>
-        <w:spacing w:after="0" w:line="240" w:lineRule="auto"/>
-        <w:rPr>
-          <w:rFonts w:hint="default" w:ascii="Times New Roman" w:hAnsi="Times New Roman"/>
-          <w:color w:val="000000" w:themeColor="text1"/>
-          <w:sz w:val="28"/>
-          <w:szCs w:val="28"/>
-          <w:lang w:val="en-US"/>
-          <w14:textFill>
-            <w14:solidFill>
-              <w14:schemeClr w14:val="tx1"/>
-            </w14:solidFill>
-          </w14:textFill>
-        </w:rPr>
-      </w:pPr>
-      <w:r>
-        <w:rPr>
-          <w:rFonts w:hint="default" w:ascii="Times New Roman" w:hAnsi="Times New Roman"/>
-          <w:color w:val="000000" w:themeColor="text1"/>
-          <w:sz w:val="28"/>
-          <w:szCs w:val="28"/>
-          <w:lang w:val="en-US"/>
-          <w14:textFill>
-            <w14:solidFill>
-              <w14:schemeClr w14:val="tx1"/>
-            </w14:solidFill>
-          </w14:textFill>
-        </w:rPr>
-        <w:t xml:space="preserve">        public ObservableCollection&lt;Transaction&gt; Transactions { get; set; } = new ObservableCollection&lt;Transaction&gt;();</w:t>
-      </w:r>
-    </w:p>
-    <w:p>
-      <w:pPr>
-        <w:autoSpaceDE w:val="0"/>
-        <w:autoSpaceDN w:val="0"/>
-        <w:adjustRightInd w:val="0"/>
-        <w:spacing w:after="0" w:line="240" w:lineRule="auto"/>
-        <w:rPr>
-          <w:rFonts w:hint="default" w:ascii="Times New Roman" w:hAnsi="Times New Roman"/>
-          <w:color w:val="000000" w:themeColor="text1"/>
-          <w:sz w:val="28"/>
-          <w:szCs w:val="28"/>
-          <w:lang w:val="en-US"/>
-          <w14:textFill>
-            <w14:solidFill>
-              <w14:schemeClr w14:val="tx1"/>
-            </w14:solidFill>
-          </w14:textFill>
-        </w:rPr>
-      </w:pPr>
-      <w:r>
-        <w:rPr>
-          <w:rFonts w:hint="default" w:ascii="Times New Roman" w:hAnsi="Times New Roman"/>
-          <w:color w:val="000000" w:themeColor="text1"/>
-          <w:sz w:val="28"/>
-          <w:szCs w:val="28"/>
-          <w:lang w:val="en-US"/>
-          <w14:textFill>
-            <w14:solidFill>
-              <w14:schemeClr w14:val="tx1"/>
-            </w14:solidFill>
-          </w14:textFill>
-        </w:rPr>
-        <w:t xml:space="preserve">        public ObservableCollection&lt;CategoryModel&gt; Stats { get; set; } = new ObservableCollection&lt;CategoryModel&gt;();</w:t>
-      </w:r>
-    </w:p>
-    <w:p>
-      <w:pPr>
-        <w:autoSpaceDE w:val="0"/>
-        <w:autoSpaceDN w:val="0"/>
-        <w:adjustRightInd w:val="0"/>
-        <w:spacing w:after="0" w:line="240" w:lineRule="auto"/>
-        <w:rPr>
-          <w:rFonts w:hint="default" w:ascii="Times New Roman" w:hAnsi="Times New Roman"/>
-          <w:color w:val="000000" w:themeColor="text1"/>
-          <w:sz w:val="28"/>
-          <w:szCs w:val="28"/>
-          <w:lang w:val="en-US"/>
-          <w14:textFill>
-            <w14:solidFill>
-              <w14:schemeClr w14:val="tx1"/>
-            </w14:solidFill>
-          </w14:textFill>
-        </w:rPr>
-      </w:pPr>
-      <w:r>
-        <w:rPr>
-          <w:rFonts w:hint="default" w:ascii="Times New Roman" w:hAnsi="Times New Roman"/>
-          <w:color w:val="000000" w:themeColor="text1"/>
-          <w:sz w:val="28"/>
-          <w:szCs w:val="28"/>
-          <w:lang w:val="en-US"/>
-          <w14:textFill>
-            <w14:solidFill>
-              <w14:schemeClr w14:val="tx1"/>
-            </w14:solidFill>
-          </w14:textFill>
-        </w:rPr>
-        <w:t xml:space="preserve">        public bool IsLoading</w:t>
-      </w:r>
-    </w:p>
-    <w:p>
-      <w:pPr>
-        <w:autoSpaceDE w:val="0"/>
-        <w:autoSpaceDN w:val="0"/>
-        <w:adjustRightInd w:val="0"/>
-        <w:spacing w:after="0" w:line="240" w:lineRule="auto"/>
-        <w:rPr>
-          <w:rFonts w:hint="default" w:ascii="Times New Roman" w:hAnsi="Times New Roman"/>
-          <w:color w:val="000000" w:themeColor="text1"/>
-          <w:sz w:val="28"/>
-          <w:szCs w:val="28"/>
-          <w:lang w:val="en-US"/>
-          <w14:textFill>
-            <w14:solidFill>
-              <w14:schemeClr w14:val="tx1"/>
-            </w14:solidFill>
-          </w14:textFill>
-        </w:rPr>
-      </w:pPr>
-      <w:r>
-        <w:rPr>
-          <w:rFonts w:hint="default" w:ascii="Times New Roman" w:hAnsi="Times New Roman"/>
-          <w:color w:val="000000" w:themeColor="text1"/>
-          <w:sz w:val="28"/>
-          <w:szCs w:val="28"/>
-          <w:lang w:val="en-US"/>
-          <w14:textFill>
-            <w14:solidFill>
-              <w14:schemeClr w14:val="tx1"/>
-            </w14:solidFill>
-          </w14:textFill>
-        </w:rPr>
-        <w:t xml:space="preserve">        {</w:t>
-      </w:r>
-    </w:p>
-    <w:p>
-      <w:pPr>
-        <w:autoSpaceDE w:val="0"/>
-        <w:autoSpaceDN w:val="0"/>
-        <w:adjustRightInd w:val="0"/>
-        <w:spacing w:after="0" w:line="240" w:lineRule="auto"/>
-        <w:rPr>
-          <w:rFonts w:hint="default" w:ascii="Times New Roman" w:hAnsi="Times New Roman"/>
-          <w:color w:val="000000" w:themeColor="text1"/>
-          <w:sz w:val="28"/>
-          <w:szCs w:val="28"/>
-          <w:lang w:val="en-US"/>
-          <w14:textFill>
-            <w14:solidFill>
-              <w14:schemeClr w14:val="tx1"/>
-            </w14:solidFill>
-          </w14:textFill>
-        </w:rPr>
-      </w:pPr>
-      <w:r>
-        <w:rPr>
-          <w:rFonts w:hint="default" w:ascii="Times New Roman" w:hAnsi="Times New Roman"/>
-          <w:color w:val="000000" w:themeColor="text1"/>
-          <w:sz w:val="28"/>
-          <w:szCs w:val="28"/>
-          <w:lang w:val="en-US"/>
-          <w14:textFill>
-            <w14:solidFill>
-              <w14:schemeClr w14:val="tx1"/>
-            </w14:solidFill>
-          </w14:textFill>
-        </w:rPr>
-        <w:t xml:space="preserve">            get =&gt; _isLoading;</w:t>
-      </w:r>
-    </w:p>
-    <w:p>
-      <w:pPr>
-        <w:autoSpaceDE w:val="0"/>
-        <w:autoSpaceDN w:val="0"/>
-        <w:adjustRightInd w:val="0"/>
-        <w:spacing w:after="0" w:line="240" w:lineRule="auto"/>
-        <w:rPr>
-          <w:rFonts w:hint="default" w:ascii="Times New Roman" w:hAnsi="Times New Roman"/>
-          <w:color w:val="000000" w:themeColor="text1"/>
-          <w:sz w:val="28"/>
-          <w:szCs w:val="28"/>
-          <w:lang w:val="en-US"/>
-          <w14:textFill>
-            <w14:solidFill>
-              <w14:schemeClr w14:val="tx1"/>
-            </w14:solidFill>
-          </w14:textFill>
-        </w:rPr>
-      </w:pPr>
-      <w:r>
-        <w:rPr>
-          <w:rFonts w:hint="default" w:ascii="Times New Roman" w:hAnsi="Times New Roman"/>
-          <w:color w:val="000000" w:themeColor="text1"/>
-          <w:sz w:val="28"/>
-          <w:szCs w:val="28"/>
-          <w:lang w:val="en-US"/>
-          <w14:textFill>
-            <w14:solidFill>
-              <w14:schemeClr w14:val="tx1"/>
-            </w14:solidFill>
-          </w14:textFill>
-        </w:rPr>
-        <w:t xml:space="preserve">            set</w:t>
-      </w:r>
-    </w:p>
-    <w:p>
-      <w:pPr>
-        <w:autoSpaceDE w:val="0"/>
-        <w:autoSpaceDN w:val="0"/>
-        <w:adjustRightInd w:val="0"/>
-        <w:spacing w:after="0" w:line="240" w:lineRule="auto"/>
-        <w:rPr>
-          <w:rFonts w:hint="default" w:ascii="Times New Roman" w:hAnsi="Times New Roman"/>
-          <w:color w:val="000000" w:themeColor="text1"/>
-          <w:sz w:val="28"/>
-          <w:szCs w:val="28"/>
-          <w:lang w:val="en-US"/>
-          <w14:textFill>
-            <w14:solidFill>
-              <w14:schemeClr w14:val="tx1"/>
-            </w14:solidFill>
-          </w14:textFill>
-        </w:rPr>
-      </w:pPr>
-      <w:r>
-        <w:rPr>
-          <w:rFonts w:hint="default" w:ascii="Times New Roman" w:hAnsi="Times New Roman"/>
-          <w:color w:val="000000" w:themeColor="text1"/>
-          <w:sz w:val="28"/>
-          <w:szCs w:val="28"/>
-          <w:lang w:val="en-US"/>
-          <w14:textFill>
-            <w14:solidFill>
-              <w14:schemeClr w14:val="tx1"/>
-            </w14:solidFill>
-          </w14:textFill>
-        </w:rPr>
-        <w:t xml:space="preserve">            {</w:t>
-      </w:r>
-    </w:p>
-    <w:p>
-      <w:pPr>
-        <w:autoSpaceDE w:val="0"/>
-        <w:autoSpaceDN w:val="0"/>
-        <w:adjustRightInd w:val="0"/>
-        <w:spacing w:after="0" w:line="240" w:lineRule="auto"/>
-        <w:rPr>
-          <w:rFonts w:hint="default" w:ascii="Times New Roman" w:hAnsi="Times New Roman"/>
-          <w:color w:val="000000" w:themeColor="text1"/>
-          <w:sz w:val="28"/>
-          <w:szCs w:val="28"/>
-          <w:lang w:val="en-US"/>
-          <w14:textFill>
-            <w14:solidFill>
-              <w14:schemeClr w14:val="tx1"/>
-            </w14:solidFill>
-          </w14:textFill>
-        </w:rPr>
-      </w:pPr>
-      <w:r>
-        <w:rPr>
-          <w:rFonts w:hint="default" w:ascii="Times New Roman" w:hAnsi="Times New Roman"/>
-          <w:color w:val="000000" w:themeColor="text1"/>
-          <w:sz w:val="28"/>
-          <w:szCs w:val="28"/>
-          <w:lang w:val="en-US"/>
-          <w14:textFill>
-            <w14:solidFill>
-              <w14:schemeClr w14:val="tx1"/>
-            </w14:solidFill>
-          </w14:textFill>
-        </w:rPr>
-        <w:t xml:space="preserve">                _isLoading = value;</w:t>
-      </w:r>
-    </w:p>
-    <w:p>
-      <w:pPr>
-        <w:autoSpaceDE w:val="0"/>
-        <w:autoSpaceDN w:val="0"/>
-        <w:adjustRightInd w:val="0"/>
-        <w:spacing w:after="0" w:line="240" w:lineRule="auto"/>
-        <w:rPr>
-          <w:rFonts w:hint="default" w:ascii="Times New Roman" w:hAnsi="Times New Roman"/>
-          <w:color w:val="000000" w:themeColor="text1"/>
-          <w:sz w:val="28"/>
-          <w:szCs w:val="28"/>
-          <w:lang w:val="en-US"/>
-          <w14:textFill>
-            <w14:solidFill>
-              <w14:schemeClr w14:val="tx1"/>
-            </w14:solidFill>
-          </w14:textFill>
-        </w:rPr>
-      </w:pPr>
-      <w:r>
-        <w:rPr>
-          <w:rFonts w:hint="default" w:ascii="Times New Roman" w:hAnsi="Times New Roman"/>
-          <w:color w:val="000000" w:themeColor="text1"/>
-          <w:sz w:val="28"/>
-          <w:szCs w:val="28"/>
-          <w:lang w:val="en-US"/>
-          <w14:textFill>
-            <w14:solidFill>
-              <w14:schemeClr w14:val="tx1"/>
-            </w14:solidFill>
-          </w14:textFill>
-        </w:rPr>
-        <w:t xml:space="preserve">                OnPropertyChanged();</w:t>
-      </w:r>
-    </w:p>
-    <w:p>
-      <w:pPr>
-        <w:autoSpaceDE w:val="0"/>
-        <w:autoSpaceDN w:val="0"/>
-        <w:adjustRightInd w:val="0"/>
-        <w:spacing w:after="0" w:line="240" w:lineRule="auto"/>
-        <w:rPr>
-          <w:rFonts w:hint="default" w:ascii="Times New Roman" w:hAnsi="Times New Roman"/>
-          <w:color w:val="000000" w:themeColor="text1"/>
-          <w:sz w:val="28"/>
-          <w:szCs w:val="28"/>
-          <w:lang w:val="en-US"/>
-          <w14:textFill>
-            <w14:solidFill>
-              <w14:schemeClr w14:val="tx1"/>
-            </w14:solidFill>
-          </w14:textFill>
-        </w:rPr>
-      </w:pPr>
-      <w:r>
-        <w:rPr>
-          <w:rFonts w:hint="default" w:ascii="Times New Roman" w:hAnsi="Times New Roman"/>
-          <w:color w:val="000000" w:themeColor="text1"/>
-          <w:sz w:val="28"/>
-          <w:szCs w:val="28"/>
-          <w:lang w:val="en-US"/>
-          <w14:textFill>
-            <w14:solidFill>
-              <w14:schemeClr w14:val="tx1"/>
-            </w14:solidFill>
-          </w14:textFill>
-        </w:rPr>
-        <w:t xml:space="preserve">            </w:t>
-      </w:r>
-    </w:p>
-    <w:p>
-      <w:pPr>
-        <w:autoSpaceDE w:val="0"/>
-        <w:autoSpaceDN w:val="0"/>
-        <w:adjustRightInd w:val="0"/>
-        <w:spacing w:after="0" w:line="240" w:lineRule="auto"/>
-        <w:rPr>
-          <w:rFonts w:hint="default" w:ascii="Times New Roman" w:hAnsi="Times New Roman"/>
-          <w:color w:val="000000" w:themeColor="text1"/>
-          <w:sz w:val="28"/>
-          <w:szCs w:val="28"/>
-          <w:lang w:val="en-US"/>
-          <w14:textFill>
-            <w14:solidFill>
-              <w14:schemeClr w14:val="tx1"/>
-            </w14:solidFill>
-          </w14:textFill>
-        </w:rPr>
-      </w:pPr>
-      <w:r>
-        <w:rPr>
-          <w:rFonts w:hint="default" w:ascii="Times New Roman" w:hAnsi="Times New Roman"/>
-          <w:color w:val="000000" w:themeColor="text1"/>
-          <w:sz w:val="28"/>
-          <w:szCs w:val="28"/>
-          <w:lang w:val="en-US"/>
-          <w14:textFill>
-            <w14:solidFill>
-              <w14:schemeClr w14:val="tx1"/>
-            </w14:solidFill>
-          </w14:textFill>
-        </w:rPr>
-        <w:t xml:space="preserve">    </w:t>
-      </w:r>
-    </w:p>
-    <w:p>
-      <w:pPr>
-        <w:autoSpaceDE w:val="0"/>
-        <w:autoSpaceDN w:val="0"/>
-        <w:adjustRightInd w:val="0"/>
-        <w:spacing w:after="0" w:line="240" w:lineRule="auto"/>
-        <w:rPr>
-          <w:rFonts w:hint="default" w:ascii="Times New Roman" w:hAnsi="Times New Roman"/>
-          <w:color w:val="000000" w:themeColor="text1"/>
-          <w:sz w:val="28"/>
-          <w:szCs w:val="28"/>
-          <w:lang w:val="ru-RU"/>
-          <w14:textFill>
-            <w14:solidFill>
-              <w14:schemeClr w14:val="tx1"/>
-            </w14:solidFill>
-          </w14:textFill>
-        </w:rPr>
-      </w:pPr>
-      <w:bookmarkStart w:id="0" w:name="_GoBack"/>
-      <w:bookmarkEnd w:id="0"/>
-    </w:p>
-    <w:p>
-      <w:pPr>
-        <w:autoSpaceDE w:val="0"/>
-        <w:autoSpaceDN w:val="0"/>
-        <w:adjustRightInd w:val="0"/>
-        <w:spacing w:after="0" w:line="240" w:lineRule="auto"/>
-        <w:rPr>
-          <w:rFonts w:hint="default" w:ascii="Times New Roman" w:hAnsi="Times New Roman"/>
-          <w:color w:val="000000" w:themeColor="text1"/>
-          <w:sz w:val="28"/>
-          <w:szCs w:val="28"/>
-          <w:lang w:val="en-US"/>
-          <w14:textFill>
-            <w14:solidFill>
-              <w14:schemeClr w14:val="tx1"/>
-            </w14:solidFill>
-          </w14:textFill>
-        </w:rPr>
-      </w:pPr>
-      <w:r>
-        <w:rPr>
-          <w:rFonts w:hint="default" w:ascii="Times New Roman" w:hAnsi="Times New Roman"/>
-          <w:color w:val="000000" w:themeColor="text1"/>
-          <w:sz w:val="28"/>
-          <w:szCs w:val="28"/>
-          <w:lang w:val="en-US"/>
-          <w14:textFill>
-            <w14:solidFill>
-              <w14:schemeClr w14:val="tx1"/>
-            </w14:solidFill>
-          </w14:textFill>
-        </w:rPr>
-        <w:t xml:space="preserve">        public ICommand LoadDataCommand { get; }</w:t>
-      </w:r>
-    </w:p>
-    <w:p>
-      <w:pPr>
-        <w:autoSpaceDE w:val="0"/>
-        <w:autoSpaceDN w:val="0"/>
-        <w:adjustRightInd w:val="0"/>
-        <w:spacing w:after="0" w:line="240" w:lineRule="auto"/>
-        <w:rPr>
-          <w:rFonts w:hint="default" w:ascii="Times New Roman" w:hAnsi="Times New Roman"/>
-          <w:color w:val="000000" w:themeColor="text1"/>
-          <w:sz w:val="28"/>
-          <w:szCs w:val="28"/>
-          <w:lang w:val="en-US"/>
-          <w14:textFill>
-            <w14:solidFill>
-              <w14:schemeClr w14:val="tx1"/>
-            </w14:solidFill>
-          </w14:textFill>
-        </w:rPr>
-      </w:pPr>
-      <w:r>
-        <w:rPr>
-          <w:rFonts w:hint="default" w:ascii="Times New Roman" w:hAnsi="Times New Roman"/>
-          <w:color w:val="000000" w:themeColor="text1"/>
-          <w:sz w:val="28"/>
-          <w:szCs w:val="28"/>
-          <w:lang w:val="en-US"/>
-          <w14:textFill>
-            <w14:solidFill>
-              <w14:schemeClr w14:val="tx1"/>
-            </w14:solidFill>
-          </w14:textFill>
-        </w:rPr>
-        <w:t xml:space="preserve">        public FinanceViewModel()</w:t>
-      </w:r>
-    </w:p>
-    <w:p>
-      <w:pPr>
-        <w:autoSpaceDE w:val="0"/>
-        <w:autoSpaceDN w:val="0"/>
-        <w:adjustRightInd w:val="0"/>
-        <w:spacing w:after="0" w:line="240" w:lineRule="auto"/>
-        <w:rPr>
-          <w:rFonts w:hint="default" w:ascii="Times New Roman" w:hAnsi="Times New Roman"/>
-          <w:color w:val="000000" w:themeColor="text1"/>
-          <w:sz w:val="28"/>
-          <w:szCs w:val="28"/>
-          <w:lang w:val="en-US"/>
-          <w14:textFill>
-            <w14:solidFill>
-              <w14:schemeClr w14:val="tx1"/>
-            </w14:solidFill>
-          </w14:textFill>
-        </w:rPr>
-      </w:pPr>
-      <w:r>
-        <w:rPr>
-          <w:rFonts w:hint="default" w:ascii="Times New Roman" w:hAnsi="Times New Roman"/>
-          <w:color w:val="000000" w:themeColor="text1"/>
-          <w:sz w:val="28"/>
-          <w:szCs w:val="28"/>
-          <w:lang w:val="en-US"/>
-          <w14:textFill>
-            <w14:solidFill>
-              <w14:schemeClr w14:val="tx1"/>
-            </w14:solidFill>
-          </w14:textFill>
-        </w:rPr>
-        <w:t xml:space="preserve">        {</w:t>
-      </w:r>
-    </w:p>
-    <w:p>
-      <w:pPr>
-        <w:autoSpaceDE w:val="0"/>
-        <w:autoSpaceDN w:val="0"/>
-        <w:adjustRightInd w:val="0"/>
-        <w:spacing w:after="0" w:line="240" w:lineRule="auto"/>
-        <w:rPr>
-          <w:rFonts w:hint="default" w:ascii="Times New Roman" w:hAnsi="Times New Roman"/>
-          <w:color w:val="000000" w:themeColor="text1"/>
-          <w:sz w:val="28"/>
-          <w:szCs w:val="28"/>
-          <w:lang w:val="en-US"/>
-          <w14:textFill>
-            <w14:solidFill>
-              <w14:schemeClr w14:val="tx1"/>
-            </w14:solidFill>
-          </w14:textFill>
-        </w:rPr>
-      </w:pPr>
-      <w:r>
-        <w:rPr>
-          <w:rFonts w:hint="default" w:ascii="Times New Roman" w:hAnsi="Times New Roman"/>
-          <w:color w:val="000000" w:themeColor="text1"/>
-          <w:sz w:val="28"/>
-          <w:szCs w:val="28"/>
-          <w:lang w:val="en-US"/>
-          <w14:textFill>
-            <w14:solidFill>
-              <w14:schemeClr w14:val="tx1"/>
-            </w14:solidFill>
-          </w14:textFill>
-        </w:rPr>
-        <w:t xml:space="preserve">            _financeService = new FinanceService();</w:t>
-      </w:r>
-    </w:p>
-    <w:p>
-      <w:pPr>
-        <w:autoSpaceDE w:val="0"/>
-        <w:autoSpaceDN w:val="0"/>
-        <w:adjustRightInd w:val="0"/>
-        <w:spacing w:after="0" w:line="240" w:lineRule="auto"/>
-        <w:rPr>
-          <w:rFonts w:hint="default" w:ascii="Times New Roman" w:hAnsi="Times New Roman"/>
-          <w:color w:val="000000" w:themeColor="text1"/>
-          <w:sz w:val="28"/>
-          <w:szCs w:val="28"/>
-          <w:lang w:val="en-US"/>
-          <w14:textFill>
-            <w14:solidFill>
-              <w14:schemeClr w14:val="tx1"/>
-            </w14:solidFill>
-          </w14:textFill>
-        </w:rPr>
-      </w:pPr>
-      <w:r>
-        <w:rPr>
-          <w:rFonts w:hint="default" w:ascii="Times New Roman" w:hAnsi="Times New Roman"/>
-          <w:color w:val="000000" w:themeColor="text1"/>
-          <w:sz w:val="28"/>
-          <w:szCs w:val="28"/>
-          <w:lang w:val="en-US"/>
-          <w14:textFill>
-            <w14:solidFill>
-              <w14:schemeClr w14:val="tx1"/>
-            </w14:solidFill>
-          </w14:textFill>
-        </w:rPr>
-        <w:t xml:space="preserve">            LoadDataCommand = new RelayCommand(async _ =&gt; await LoadDataAsync());</w:t>
-      </w:r>
-    </w:p>
-    <w:p>
-      <w:pPr>
-        <w:autoSpaceDE w:val="0"/>
-        <w:autoSpaceDN w:val="0"/>
-        <w:adjustRightInd w:val="0"/>
-        <w:spacing w:after="0" w:line="240" w:lineRule="auto"/>
-        <w:rPr>
-          <w:rFonts w:hint="default" w:ascii="Times New Roman" w:hAnsi="Times New Roman"/>
-          <w:color w:val="000000" w:themeColor="text1"/>
-          <w:sz w:val="28"/>
-          <w:szCs w:val="28"/>
-          <w:lang w:val="en-US"/>
-          <w14:textFill>
-            <w14:solidFill>
-              <w14:schemeClr w14:val="tx1"/>
-            </w14:solidFill>
-          </w14:textFill>
-        </w:rPr>
-      </w:pPr>
-      <w:r>
-        <w:rPr>
-          <w:rFonts w:hint="default" w:ascii="Times New Roman" w:hAnsi="Times New Roman"/>
-          <w:color w:val="000000" w:themeColor="text1"/>
-          <w:sz w:val="28"/>
-          <w:szCs w:val="28"/>
-          <w:lang w:val="en-US"/>
-          <w14:textFill>
-            <w14:solidFill>
-              <w14:schemeClr w14:val="tx1"/>
-            </w14:solidFill>
-          </w14:textFill>
-        </w:rPr>
-        <w:t xml:space="preserve">            _ = LoadDataAsync();</w:t>
-      </w:r>
-    </w:p>
-    <w:p>
-      <w:pPr>
-        <w:autoSpaceDE w:val="0"/>
-        <w:autoSpaceDN w:val="0"/>
-        <w:adjustRightInd w:val="0"/>
-        <w:spacing w:after="0" w:line="240" w:lineRule="auto"/>
-        <w:rPr>
-          <w:rFonts w:hint="default" w:ascii="Times New Roman" w:hAnsi="Times New Roman"/>
-          <w:color w:val="000000" w:themeColor="text1"/>
-          <w:sz w:val="28"/>
-          <w:szCs w:val="28"/>
-          <w:lang w:val="en-US"/>
-          <w14:textFill>
-            <w14:solidFill>
-              <w14:schemeClr w14:val="tx1"/>
-            </w14:solidFill>
-          </w14:textFill>
-        </w:rPr>
-      </w:pPr>
-      <w:r>
-        <w:rPr>
-          <w:rFonts w:hint="default" w:ascii="Times New Roman" w:hAnsi="Times New Roman"/>
-          <w:color w:val="000000" w:themeColor="text1"/>
-          <w:sz w:val="28"/>
-          <w:szCs w:val="28"/>
-          <w:lang w:val="en-US"/>
-          <w14:textFill>
-            <w14:solidFill>
-              <w14:schemeClr w14:val="tx1"/>
-            </w14:solidFill>
-          </w14:textFill>
-        </w:rPr>
-        <w:t xml:space="preserve">        }</w:t>
-      </w:r>
-    </w:p>
-    <w:p>
-      <w:pPr>
-        <w:autoSpaceDE w:val="0"/>
-        <w:autoSpaceDN w:val="0"/>
-        <w:adjustRightInd w:val="0"/>
-        <w:spacing w:after="0" w:line="240" w:lineRule="auto"/>
-        <w:rPr>
-          <w:rFonts w:hint="default" w:ascii="Times New Roman" w:hAnsi="Times New Roman"/>
-          <w:color w:val="000000" w:themeColor="text1"/>
-          <w:sz w:val="28"/>
-          <w:szCs w:val="28"/>
-          <w:lang w:val="en-US"/>
-          <w14:textFill>
-            <w14:solidFill>
-              <w14:schemeClr w14:val="tx1"/>
-            </w14:solidFill>
-          </w14:textFill>
-        </w:rPr>
-      </w:pPr>
-      <w:r>
-        <w:rPr>
-          <w:rFonts w:hint="default" w:ascii="Times New Roman" w:hAnsi="Times New Roman"/>
-          <w:color w:val="000000" w:themeColor="text1"/>
-          <w:sz w:val="28"/>
-          <w:szCs w:val="28"/>
-          <w:lang w:val="en-US"/>
-          <w14:textFill>
-            <w14:solidFill>
-              <w14:schemeClr w14:val="tx1"/>
-            </w14:solidFill>
-          </w14:textFill>
-        </w:rPr>
-        <w:t xml:space="preserve">        public async Task LoadDataAsync()</w:t>
-      </w:r>
-    </w:p>
-    <w:p>
-      <w:pPr>
-        <w:autoSpaceDE w:val="0"/>
-        <w:autoSpaceDN w:val="0"/>
-        <w:adjustRightInd w:val="0"/>
-        <w:spacing w:after="0" w:line="240" w:lineRule="auto"/>
-        <w:rPr>
-          <w:rFonts w:hint="default" w:ascii="Times New Roman" w:hAnsi="Times New Roman"/>
-          <w:color w:val="000000" w:themeColor="text1"/>
-          <w:sz w:val="28"/>
-          <w:szCs w:val="28"/>
-          <w:lang w:val="en-US"/>
-          <w14:textFill>
-            <w14:solidFill>
-              <w14:schemeClr w14:val="tx1"/>
-            </w14:solidFill>
-          </w14:textFill>
-        </w:rPr>
-      </w:pPr>
-      <w:r>
-        <w:rPr>
-          <w:rFonts w:hint="default" w:ascii="Times New Roman" w:hAnsi="Times New Roman"/>
-          <w:color w:val="000000" w:themeColor="text1"/>
-          <w:sz w:val="28"/>
-          <w:szCs w:val="28"/>
-          <w:lang w:val="en-US"/>
-          <w14:textFill>
-            <w14:solidFill>
-              <w14:schemeClr w14:val="tx1"/>
-            </w14:solidFill>
-          </w14:textFill>
-        </w:rPr>
-        <w:t xml:space="preserve">        {</w:t>
-      </w:r>
-    </w:p>
-    <w:p>
-      <w:pPr>
-        <w:autoSpaceDE w:val="0"/>
-        <w:autoSpaceDN w:val="0"/>
-        <w:adjustRightInd w:val="0"/>
-        <w:spacing w:after="0" w:line="240" w:lineRule="auto"/>
-        <w:rPr>
-          <w:rFonts w:hint="default" w:ascii="Times New Roman" w:hAnsi="Times New Roman"/>
-          <w:color w:val="000000" w:themeColor="text1"/>
-          <w:sz w:val="28"/>
-          <w:szCs w:val="28"/>
-          <w:lang w:val="en-US"/>
-          <w14:textFill>
-            <w14:solidFill>
-              <w14:schemeClr w14:val="tx1"/>
-            </w14:solidFill>
-          </w14:textFill>
-        </w:rPr>
-      </w:pPr>
-      <w:r>
-        <w:rPr>
-          <w:rFonts w:hint="default" w:ascii="Times New Roman" w:hAnsi="Times New Roman"/>
-          <w:color w:val="000000" w:themeColor="text1"/>
-          <w:sz w:val="28"/>
-          <w:szCs w:val="28"/>
-          <w:lang w:val="en-US"/>
-          <w14:textFill>
-            <w14:solidFill>
-              <w14:schemeClr w14:val="tx1"/>
-            </w14:solidFill>
-          </w14:textFill>
-        </w:rPr>
-        <w:t xml:space="preserve">            if (IsLoading) return;</w:t>
-      </w:r>
-    </w:p>
-    <w:p>
-      <w:pPr>
-        <w:autoSpaceDE w:val="0"/>
-        <w:autoSpaceDN w:val="0"/>
-        <w:adjustRightInd w:val="0"/>
-        <w:spacing w:after="0" w:line="240" w:lineRule="auto"/>
-        <w:rPr>
-          <w:rFonts w:hint="default" w:ascii="Times New Roman" w:hAnsi="Times New Roman"/>
-          <w:color w:val="000000" w:themeColor="text1"/>
-          <w:sz w:val="28"/>
-          <w:szCs w:val="28"/>
-          <w:lang w:val="en-US"/>
-          <w14:textFill>
-            <w14:solidFill>
-              <w14:schemeClr w14:val="tx1"/>
-            </w14:solidFill>
-          </w14:textFill>
-        </w:rPr>
-      </w:pPr>
-      <w:r>
-        <w:rPr>
-          <w:rFonts w:hint="default" w:ascii="Times New Roman" w:hAnsi="Times New Roman"/>
-          <w:color w:val="000000" w:themeColor="text1"/>
-          <w:sz w:val="28"/>
-          <w:szCs w:val="28"/>
-          <w:lang w:val="en-US"/>
-          <w14:textFill>
-            <w14:solidFill>
-              <w14:schemeClr w14:val="tx1"/>
-            </w14:solidFill>
-          </w14:textFill>
-        </w:rPr>
-        <w:t xml:space="preserve">            try</w:t>
-      </w:r>
-    </w:p>
-    <w:p>
-      <w:pPr>
-        <w:autoSpaceDE w:val="0"/>
-        <w:autoSpaceDN w:val="0"/>
-        <w:adjustRightInd w:val="0"/>
-        <w:spacing w:after="0" w:line="240" w:lineRule="auto"/>
-        <w:rPr>
-          <w:rFonts w:hint="default" w:ascii="Times New Roman" w:hAnsi="Times New Roman"/>
-          <w:color w:val="000000" w:themeColor="text1"/>
-          <w:sz w:val="28"/>
-          <w:szCs w:val="28"/>
-          <w:lang w:val="en-US"/>
-          <w14:textFill>
-            <w14:solidFill>
-              <w14:schemeClr w14:val="tx1"/>
-            </w14:solidFill>
-          </w14:textFill>
-        </w:rPr>
-      </w:pPr>
-      <w:r>
-        <w:rPr>
-          <w:rFonts w:hint="default" w:ascii="Times New Roman" w:hAnsi="Times New Roman"/>
-          <w:color w:val="000000" w:themeColor="text1"/>
-          <w:sz w:val="28"/>
-          <w:szCs w:val="28"/>
-          <w:lang w:val="en-US"/>
-          <w14:textFill>
-            <w14:solidFill>
-              <w14:schemeClr w14:val="tx1"/>
-            </w14:solidFill>
-          </w14:textFill>
-        </w:rPr>
-        <w:t xml:space="preserve">            {</w:t>
-      </w:r>
-    </w:p>
-    <w:p>
-      <w:pPr>
-        <w:autoSpaceDE w:val="0"/>
-        <w:autoSpaceDN w:val="0"/>
-        <w:adjustRightInd w:val="0"/>
-        <w:spacing w:after="0" w:line="240" w:lineRule="auto"/>
-        <w:rPr>
-          <w:rFonts w:hint="default" w:ascii="Times New Roman" w:hAnsi="Times New Roman"/>
-          <w:color w:val="000000" w:themeColor="text1"/>
-          <w:sz w:val="28"/>
-          <w:szCs w:val="28"/>
-          <w:lang w:val="en-US"/>
-          <w14:textFill>
-            <w14:solidFill>
-              <w14:schemeClr w14:val="tx1"/>
-            </w14:solidFill>
-          </w14:textFill>
-        </w:rPr>
-      </w:pPr>
-      <w:r>
-        <w:rPr>
-          <w:rFonts w:hint="default" w:ascii="Times New Roman" w:hAnsi="Times New Roman"/>
-          <w:color w:val="000000" w:themeColor="text1"/>
-          <w:sz w:val="28"/>
-          <w:szCs w:val="28"/>
-          <w:lang w:val="en-US"/>
-          <w14:textFill>
-            <w14:solidFill>
-              <w14:schemeClr w14:val="tx1"/>
-            </w14:solidFill>
-          </w14:textFill>
-        </w:rPr>
-        <w:t xml:space="preserve">                IsLoading = true;</w:t>
-      </w:r>
-    </w:p>
-    <w:p>
-      <w:pPr>
-        <w:autoSpaceDE w:val="0"/>
-        <w:autoSpaceDN w:val="0"/>
-        <w:adjustRightInd w:val="0"/>
-        <w:spacing w:after="0" w:line="240" w:lineRule="auto"/>
-        <w:rPr>
-          <w:rFonts w:hint="default" w:ascii="Times New Roman" w:hAnsi="Times New Roman"/>
-          <w:color w:val="000000" w:themeColor="text1"/>
-          <w:sz w:val="28"/>
-          <w:szCs w:val="28"/>
-          <w:lang w:val="en-US"/>
-          <w14:textFill>
-            <w14:solidFill>
-              <w14:schemeClr w14:val="tx1"/>
-            </w14:solidFill>
-          </w14:textFill>
-        </w:rPr>
-      </w:pPr>
-      <w:r>
-        <w:rPr>
-          <w:rFonts w:hint="default" w:ascii="Times New Roman" w:hAnsi="Times New Roman"/>
-          <w:color w:val="000000" w:themeColor="text1"/>
-          <w:sz w:val="28"/>
-          <w:szCs w:val="28"/>
-          <w:lang w:val="en-US"/>
-          <w14:textFill>
-            <w14:solidFill>
-              <w14:schemeClr w14:val="tx1"/>
-            </w14:solidFill>
-          </w14:textFill>
-        </w:rPr>
-        <w:t xml:space="preserve">                var data = await _financeService.GetTransactionsFromApiAsync();</w:t>
-      </w:r>
-    </w:p>
-    <w:p>
-      <w:pPr>
-        <w:autoSpaceDE w:val="0"/>
-        <w:autoSpaceDN w:val="0"/>
-        <w:adjustRightInd w:val="0"/>
-        <w:spacing w:after="0" w:line="240" w:lineRule="auto"/>
-        <w:rPr>
-          <w:rFonts w:hint="default" w:ascii="Times New Roman" w:hAnsi="Times New Roman"/>
-          <w:color w:val="000000" w:themeColor="text1"/>
-          <w:sz w:val="28"/>
-          <w:szCs w:val="28"/>
-          <w:lang w:val="en-US"/>
-          <w14:textFill>
-            <w14:solidFill>
-              <w14:schemeClr w14:val="tx1"/>
-            </w14:solidFill>
-          </w14:textFill>
-        </w:rPr>
-      </w:pPr>
-      <w:r>
-        <w:rPr>
-          <w:rFonts w:hint="default" w:ascii="Times New Roman" w:hAnsi="Times New Roman"/>
-          <w:color w:val="000000" w:themeColor="text1"/>
-          <w:sz w:val="28"/>
-          <w:szCs w:val="28"/>
-          <w:lang w:val="en-US"/>
-          <w14:textFill>
-            <w14:solidFill>
-              <w14:schemeClr w14:val="tx1"/>
-            </w14:solidFill>
-          </w14:textFill>
-        </w:rPr>
-        <w:t xml:space="preserve">                Transactions.Clear();</w:t>
-      </w:r>
-    </w:p>
-    <w:p>
-      <w:pPr>
-        <w:autoSpaceDE w:val="0"/>
-        <w:autoSpaceDN w:val="0"/>
-        <w:adjustRightInd w:val="0"/>
-        <w:spacing w:after="0" w:line="240" w:lineRule="auto"/>
-        <w:rPr>
-          <w:rFonts w:hint="default" w:ascii="Times New Roman" w:hAnsi="Times New Roman"/>
-          <w:color w:val="000000" w:themeColor="text1"/>
-          <w:sz w:val="28"/>
-          <w:szCs w:val="28"/>
-          <w:lang w:val="en-US"/>
-          <w14:textFill>
-            <w14:solidFill>
-              <w14:schemeClr w14:val="tx1"/>
-            </w14:solidFill>
-          </w14:textFill>
-        </w:rPr>
-      </w:pPr>
-      <w:r>
-        <w:rPr>
-          <w:rFonts w:hint="default" w:ascii="Times New Roman" w:hAnsi="Times New Roman"/>
-          <w:color w:val="000000" w:themeColor="text1"/>
-          <w:sz w:val="28"/>
-          <w:szCs w:val="28"/>
-          <w:lang w:val="en-US"/>
-          <w14:textFill>
-            <w14:solidFill>
-              <w14:schemeClr w14:val="tx1"/>
-            </w14:solidFill>
-          </w14:textFill>
-        </w:rPr>
-        <w:t xml:space="preserve">                foreach (var t in data) Transactions.Add(t);</w:t>
-      </w:r>
-    </w:p>
-    <w:p>
-      <w:pPr>
-        <w:autoSpaceDE w:val="0"/>
-        <w:autoSpaceDN w:val="0"/>
-        <w:adjustRightInd w:val="0"/>
-        <w:spacing w:after="0" w:line="240" w:lineRule="auto"/>
-        <w:rPr>
-          <w:rFonts w:hint="default" w:ascii="Times New Roman" w:hAnsi="Times New Roman"/>
-          <w:color w:val="000000" w:themeColor="text1"/>
-          <w:sz w:val="28"/>
-          <w:szCs w:val="28"/>
-          <w:lang w:val="en-US"/>
-          <w14:textFill>
-            <w14:solidFill>
-              <w14:schemeClr w14:val="tx1"/>
-            </w14:solidFill>
-          </w14:textFill>
-        </w:rPr>
-      </w:pPr>
-      <w:r>
-        <w:rPr>
-          <w:rFonts w:hint="default" w:ascii="Times New Roman" w:hAnsi="Times New Roman"/>
-          <w:color w:val="000000" w:themeColor="text1"/>
-          <w:sz w:val="28"/>
-          <w:szCs w:val="28"/>
-          <w:lang w:val="en-US"/>
-          <w14:textFill>
-            <w14:solidFill>
-              <w14:schemeClr w14:val="tx1"/>
-            </w14:solidFill>
-          </w14:textFill>
-        </w:rPr>
-        <w:t xml:space="preserve">                var statistics = _financeService.CalculateStatistics(Transactions);</w:t>
-      </w:r>
-    </w:p>
-    <w:p>
-      <w:pPr>
-        <w:autoSpaceDE w:val="0"/>
-        <w:autoSpaceDN w:val="0"/>
-        <w:adjustRightInd w:val="0"/>
-        <w:spacing w:after="0" w:line="240" w:lineRule="auto"/>
-        <w:rPr>
-          <w:rFonts w:hint="default" w:ascii="Times New Roman" w:hAnsi="Times New Roman"/>
-          <w:color w:val="000000" w:themeColor="text1"/>
-          <w:sz w:val="28"/>
-          <w:szCs w:val="28"/>
-          <w:lang w:val="en-US"/>
-          <w14:textFill>
-            <w14:solidFill>
-              <w14:schemeClr w14:val="tx1"/>
-            </w14:solidFill>
-          </w14:textFill>
-        </w:rPr>
-      </w:pPr>
-      <w:r>
-        <w:rPr>
-          <w:rFonts w:hint="default" w:ascii="Times New Roman" w:hAnsi="Times New Roman"/>
-          <w:color w:val="000000" w:themeColor="text1"/>
-          <w:sz w:val="28"/>
-          <w:szCs w:val="28"/>
-          <w:lang w:val="en-US"/>
-          <w14:textFill>
-            <w14:solidFill>
-              <w14:schemeClr w14:val="tx1"/>
-            </w14:solidFill>
-          </w14:textFill>
-        </w:rPr>
-        <w:t xml:space="preserve">                Stats.Clear();</w:t>
-      </w:r>
-    </w:p>
-    <w:p>
-      <w:pPr>
-        <w:autoSpaceDE w:val="0"/>
-        <w:autoSpaceDN w:val="0"/>
-        <w:adjustRightInd w:val="0"/>
-        <w:spacing w:after="0" w:line="240" w:lineRule="auto"/>
-        <w:rPr>
-          <w:rFonts w:hint="default" w:ascii="Times New Roman" w:hAnsi="Times New Roman"/>
-          <w:color w:val="000000" w:themeColor="text1"/>
-          <w:sz w:val="28"/>
-          <w:szCs w:val="28"/>
-          <w:lang w:val="en-US"/>
-          <w14:textFill>
-            <w14:solidFill>
-              <w14:schemeClr w14:val="tx1"/>
-            </w14:solidFill>
-          </w14:textFill>
-        </w:rPr>
-      </w:pPr>
-      <w:r>
-        <w:rPr>
-          <w:rFonts w:hint="default" w:ascii="Times New Roman" w:hAnsi="Times New Roman"/>
-          <w:color w:val="000000" w:themeColor="text1"/>
-          <w:sz w:val="28"/>
-          <w:szCs w:val="28"/>
-          <w:lang w:val="en-US"/>
-          <w14:textFill>
-            <w14:solidFill>
-              <w14:schemeClr w14:val="tx1"/>
-            </w14:solidFill>
-          </w14:textFill>
-        </w:rPr>
-        <w:t xml:space="preserve">                foreach (var s in statistics) Stats.Add(s);</w:t>
-      </w:r>
-    </w:p>
-    <w:p>
-      <w:pPr>
-        <w:autoSpaceDE w:val="0"/>
-        <w:autoSpaceDN w:val="0"/>
-        <w:adjustRightInd w:val="0"/>
-        <w:spacing w:after="0" w:line="240" w:lineRule="auto"/>
-        <w:rPr>
-          <w:rFonts w:hint="default" w:ascii="Times New Roman" w:hAnsi="Times New Roman"/>
-          <w:color w:val="000000" w:themeColor="text1"/>
-          <w:sz w:val="28"/>
-          <w:szCs w:val="28"/>
-          <w:lang w:val="en-US"/>
-          <w14:textFill>
-            <w14:solidFill>
-              <w14:schemeClr w14:val="tx1"/>
-            </w14:solidFill>
-          </w14:textFill>
-        </w:rPr>
-      </w:pPr>
-      <w:r>
-        <w:rPr>
-          <w:rFonts w:hint="default" w:ascii="Times New Roman" w:hAnsi="Times New Roman"/>
-          <w:color w:val="000000" w:themeColor="text1"/>
-          <w:sz w:val="28"/>
-          <w:szCs w:val="28"/>
-          <w:lang w:val="en-US"/>
-          <w14:textFill>
-            <w14:solidFill>
-              <w14:schemeClr w14:val="tx1"/>
-            </w14:solidFill>
-          </w14:textFill>
-        </w:rPr>
-        <w:t xml:space="preserve">            }</w:t>
-      </w:r>
-    </w:p>
-    <w:p>
-      <w:pPr>
-        <w:autoSpaceDE w:val="0"/>
-        <w:autoSpaceDN w:val="0"/>
-        <w:adjustRightInd w:val="0"/>
-        <w:spacing w:after="0" w:line="240" w:lineRule="auto"/>
-        <w:rPr>
-          <w:rFonts w:hint="default" w:ascii="Times New Roman" w:hAnsi="Times New Roman"/>
-          <w:color w:val="000000" w:themeColor="text1"/>
-          <w:sz w:val="28"/>
-          <w:szCs w:val="28"/>
-          <w:lang w:val="en-US"/>
-          <w14:textFill>
-            <w14:solidFill>
-              <w14:schemeClr w14:val="tx1"/>
-            </w14:solidFill>
-          </w14:textFill>
-        </w:rPr>
-      </w:pPr>
-      <w:r>
-        <w:rPr>
-          <w:rFonts w:hint="default" w:ascii="Times New Roman" w:hAnsi="Times New Roman"/>
-          <w:color w:val="000000" w:themeColor="text1"/>
-          <w:sz w:val="28"/>
-          <w:szCs w:val="28"/>
-          <w:lang w:val="en-US"/>
-          <w14:textFill>
-            <w14:solidFill>
-              <w14:schemeClr w14:val="tx1"/>
-            </w14:solidFill>
-          </w14:textFill>
-        </w:rPr>
-        <w:t xml:space="preserve">            catch (Exception ex)</w:t>
-      </w:r>
-    </w:p>
-    <w:p>
-      <w:pPr>
-        <w:autoSpaceDE w:val="0"/>
-        <w:autoSpaceDN w:val="0"/>
-        <w:adjustRightInd w:val="0"/>
-        <w:spacing w:after="0" w:line="240" w:lineRule="auto"/>
-        <w:rPr>
-          <w:rFonts w:hint="default" w:ascii="Times New Roman" w:hAnsi="Times New Roman"/>
-          <w:color w:val="000000" w:themeColor="text1"/>
-          <w:sz w:val="28"/>
-          <w:szCs w:val="28"/>
-          <w:lang w:val="en-US"/>
-          <w14:textFill>
-            <w14:solidFill>
-              <w14:schemeClr w14:val="tx1"/>
-            </w14:solidFill>
-          </w14:textFill>
-        </w:rPr>
-      </w:pPr>
-      <w:r>
-        <w:rPr>
-          <w:rFonts w:hint="default" w:ascii="Times New Roman" w:hAnsi="Times New Roman"/>
-          <w:color w:val="000000" w:themeColor="text1"/>
-          <w:sz w:val="28"/>
-          <w:szCs w:val="28"/>
-          <w:lang w:val="en-US"/>
-          <w14:textFill>
-            <w14:solidFill>
-              <w14:schemeClr w14:val="tx1"/>
-            </w14:solidFill>
-          </w14:textFill>
-        </w:rPr>
-        <w:t xml:space="preserve">            {</w:t>
-      </w:r>
-    </w:p>
-    <w:p>
-      <w:pPr>
-        <w:autoSpaceDE w:val="0"/>
-        <w:autoSpaceDN w:val="0"/>
-        <w:adjustRightInd w:val="0"/>
-        <w:spacing w:after="0" w:line="240" w:lineRule="auto"/>
-        <w:rPr>
-          <w:rFonts w:hint="default" w:ascii="Times New Roman" w:hAnsi="Times New Roman"/>
-          <w:color w:val="000000" w:themeColor="text1"/>
-          <w:sz w:val="28"/>
-          <w:szCs w:val="28"/>
-          <w:lang w:val="en-US"/>
-          <w14:textFill>
-            <w14:solidFill>
-              <w14:schemeClr w14:val="tx1"/>
-            </w14:solidFill>
-          </w14:textFill>
-        </w:rPr>
-      </w:pPr>
-      <w:r>
-        <w:rPr>
-          <w:rFonts w:hint="default" w:ascii="Times New Roman" w:hAnsi="Times New Roman"/>
-          <w:color w:val="000000" w:themeColor="text1"/>
-          <w:sz w:val="28"/>
-          <w:szCs w:val="28"/>
-          <w:lang w:val="en-US"/>
-          <w14:textFill>
-            <w14:solidFill>
-              <w14:schemeClr w14:val="tx1"/>
-            </w14:solidFill>
-          </w14:textFill>
-        </w:rPr>
-        <w:t xml:space="preserve">                System.Diagnostics.Debug.WriteLine($"Ошибка: {ex.Message}");</w:t>
-      </w:r>
-    </w:p>
-    <w:p>
-      <w:pPr>
-        <w:autoSpaceDE w:val="0"/>
-        <w:autoSpaceDN w:val="0"/>
-        <w:adjustRightInd w:val="0"/>
-        <w:spacing w:after="0" w:line="240" w:lineRule="auto"/>
-        <w:rPr>
-          <w:rFonts w:hint="default" w:ascii="Times New Roman" w:hAnsi="Times New Roman"/>
-          <w:color w:val="000000" w:themeColor="text1"/>
-          <w:sz w:val="28"/>
-          <w:szCs w:val="28"/>
-          <w:lang w:val="en-US"/>
-          <w14:textFill>
-            <w14:solidFill>
-              <w14:schemeClr w14:val="tx1"/>
-            </w14:solidFill>
-          </w14:textFill>
-        </w:rPr>
-      </w:pPr>
-      <w:r>
-        <w:rPr>
-          <w:rFonts w:hint="default" w:ascii="Times New Roman" w:hAnsi="Times New Roman"/>
-          <w:color w:val="000000" w:themeColor="text1"/>
-          <w:sz w:val="28"/>
-          <w:szCs w:val="28"/>
-          <w:lang w:val="en-US"/>
-          <w14:textFill>
-            <w14:solidFill>
-              <w14:schemeClr w14:val="tx1"/>
-            </w14:solidFill>
-          </w14:textFill>
-        </w:rPr>
-        <w:t xml:space="preserve">            }</w:t>
-      </w:r>
-    </w:p>
-    <w:p>
-      <w:pPr>
-        <w:autoSpaceDE w:val="0"/>
-        <w:autoSpaceDN w:val="0"/>
-        <w:adjustRightInd w:val="0"/>
-        <w:spacing w:after="0" w:line="240" w:lineRule="auto"/>
-        <w:rPr>
-          <w:rFonts w:hint="default" w:ascii="Times New Roman" w:hAnsi="Times New Roman"/>
-          <w:color w:val="000000" w:themeColor="text1"/>
-          <w:sz w:val="28"/>
-          <w:szCs w:val="28"/>
-          <w:lang w:val="en-US"/>
-          <w14:textFill>
-            <w14:solidFill>
-              <w14:schemeClr w14:val="tx1"/>
-            </w14:solidFill>
-          </w14:textFill>
-        </w:rPr>
-      </w:pPr>
-      <w:r>
-        <w:rPr>
-          <w:rFonts w:hint="default" w:ascii="Times New Roman" w:hAnsi="Times New Roman"/>
-          <w:color w:val="000000" w:themeColor="text1"/>
-          <w:sz w:val="28"/>
-          <w:szCs w:val="28"/>
-          <w:lang w:val="en-US"/>
-          <w14:textFill>
-            <w14:solidFill>
-              <w14:schemeClr w14:val="tx1"/>
-            </w14:solidFill>
-          </w14:textFill>
-        </w:rPr>
-        <w:t xml:space="preserve">            finally</w:t>
-      </w:r>
-    </w:p>
-    <w:p>
-      <w:pPr>
-        <w:autoSpaceDE w:val="0"/>
-        <w:autoSpaceDN w:val="0"/>
-        <w:adjustRightInd w:val="0"/>
-        <w:spacing w:after="0" w:line="240" w:lineRule="auto"/>
-        <w:rPr>
-          <w:rFonts w:hint="default" w:ascii="Times New Roman" w:hAnsi="Times New Roman"/>
-          <w:color w:val="000000" w:themeColor="text1"/>
-          <w:sz w:val="28"/>
-          <w:szCs w:val="28"/>
-          <w:lang w:val="en-US"/>
-          <w14:textFill>
-            <w14:solidFill>
-              <w14:schemeClr w14:val="tx1"/>
-            </w14:solidFill>
-          </w14:textFill>
-        </w:rPr>
-      </w:pPr>
-      <w:r>
-        <w:rPr>
-          <w:rFonts w:hint="default" w:ascii="Times New Roman" w:hAnsi="Times New Roman"/>
-          <w:color w:val="000000" w:themeColor="text1"/>
-          <w:sz w:val="28"/>
-          <w:szCs w:val="28"/>
-          <w:lang w:val="en-US"/>
-          <w14:textFill>
-            <w14:solidFill>
-              <w14:schemeClr w14:val="tx1"/>
-            </w14:solidFill>
-          </w14:textFill>
-        </w:rPr>
-        <w:t xml:space="preserve">            {</w:t>
-      </w:r>
-    </w:p>
-    <w:p>
-      <w:pPr>
-        <w:autoSpaceDE w:val="0"/>
-        <w:autoSpaceDN w:val="0"/>
-        <w:adjustRightInd w:val="0"/>
-        <w:spacing w:after="0" w:line="240" w:lineRule="auto"/>
-        <w:rPr>
-          <w:rFonts w:hint="default" w:ascii="Times New Roman" w:hAnsi="Times New Roman"/>
-          <w:color w:val="000000" w:themeColor="text1"/>
-          <w:sz w:val="28"/>
-          <w:szCs w:val="28"/>
-          <w:lang w:val="en-US"/>
-          <w14:textFill>
-            <w14:solidFill>
-              <w14:schemeClr w14:val="tx1"/>
-            </w14:solidFill>
-          </w14:textFill>
-        </w:rPr>
-      </w:pPr>
-      <w:r>
-        <w:rPr>
-          <w:rFonts w:hint="default" w:ascii="Times New Roman" w:hAnsi="Times New Roman"/>
-          <w:color w:val="000000" w:themeColor="text1"/>
-          <w:sz w:val="28"/>
-          <w:szCs w:val="28"/>
-          <w:lang w:val="en-US"/>
-          <w14:textFill>
-            <w14:solidFill>
-              <w14:schemeClr w14:val="tx1"/>
-            </w14:solidFill>
-          </w14:textFill>
-        </w:rPr>
-        <w:t xml:space="preserve">                IsLoading = false;</w:t>
-      </w:r>
-    </w:p>
-    <w:p>
-      <w:pPr>
-        <w:autoSpaceDE w:val="0"/>
-        <w:autoSpaceDN w:val="0"/>
-        <w:adjustRightInd w:val="0"/>
-        <w:spacing w:after="0" w:line="240" w:lineRule="auto"/>
-        <w:rPr>
-          <w:rFonts w:hint="default" w:ascii="Times New Roman" w:hAnsi="Times New Roman"/>
-          <w:color w:val="000000" w:themeColor="text1"/>
-          <w:sz w:val="28"/>
-          <w:szCs w:val="28"/>
-          <w:lang w:val="en-US"/>
-          <w14:textFill>
-            <w14:solidFill>
-              <w14:schemeClr w14:val="tx1"/>
-            </w14:solidFill>
-          </w14:textFill>
-        </w:rPr>
-      </w:pPr>
-      <w:r>
-        <w:rPr>
-          <w:rFonts w:hint="default" w:ascii="Times New Roman" w:hAnsi="Times New Roman"/>
-          <w:color w:val="000000" w:themeColor="text1"/>
-          <w:sz w:val="28"/>
-          <w:szCs w:val="28"/>
-          <w:lang w:val="en-US"/>
-          <w14:textFill>
-            <w14:solidFill>
-              <w14:schemeClr w14:val="tx1"/>
-            </w14:solidFill>
-          </w14:textFill>
-        </w:rPr>
-        <w:t xml:space="preserve">            }</w:t>
-      </w:r>
-    </w:p>
-    <w:p>
-      <w:pPr>
-        <w:autoSpaceDE w:val="0"/>
-        <w:autoSpaceDN w:val="0"/>
-        <w:adjustRightInd w:val="0"/>
-        <w:spacing w:after="0" w:line="240" w:lineRule="auto"/>
-        <w:rPr>
-          <w:rFonts w:hint="default" w:ascii="Times New Roman" w:hAnsi="Times New Roman"/>
-          <w:color w:val="000000" w:themeColor="text1"/>
-          <w:sz w:val="28"/>
-          <w:szCs w:val="28"/>
-          <w:lang w:val="en-US"/>
-          <w14:textFill>
-            <w14:solidFill>
-              <w14:schemeClr w14:val="tx1"/>
-            </w14:solidFill>
-          </w14:textFill>
-        </w:rPr>
-      </w:pPr>
-      <w:r>
-        <w:rPr>
-          <w:rFonts w:hint="default" w:ascii="Times New Roman" w:hAnsi="Times New Roman"/>
-          <w:color w:val="000000" w:themeColor="text1"/>
-          <w:sz w:val="28"/>
-          <w:szCs w:val="28"/>
-          <w:lang w:val="en-US"/>
-          <w14:textFill>
-            <w14:solidFill>
-              <w14:schemeClr w14:val="tx1"/>
-            </w14:solidFill>
-          </w14:textFill>
-        </w:rPr>
-        <w:t xml:space="preserve">        }</w:t>
-      </w:r>
-    </w:p>
-    <w:p>
-      <w:pPr>
-        <w:autoSpaceDE w:val="0"/>
-        <w:autoSpaceDN w:val="0"/>
-        <w:adjustRightInd w:val="0"/>
-        <w:spacing w:after="0" w:line="240" w:lineRule="auto"/>
-        <w:rPr>
-          <w:rFonts w:hint="default" w:ascii="Times New Roman" w:hAnsi="Times New Roman"/>
-          <w:color w:val="000000" w:themeColor="text1"/>
-          <w:sz w:val="28"/>
-          <w:szCs w:val="28"/>
-          <w:lang w:val="en-US"/>
-          <w14:textFill>
-            <w14:solidFill>
-              <w14:schemeClr w14:val="tx1"/>
-            </w14:solidFill>
-          </w14:textFill>
-        </w:rPr>
-      </w:pPr>
-      <w:r>
-        <w:rPr>
-          <w:rFonts w:hint="default" w:ascii="Times New Roman" w:hAnsi="Times New Roman"/>
-          <w:color w:val="000000" w:themeColor="text1"/>
-          <w:sz w:val="28"/>
-          <w:szCs w:val="28"/>
-          <w:lang w:val="en-US"/>
-          <w14:textFill>
-            <w14:solidFill>
-              <w14:schemeClr w14:val="tx1"/>
-            </w14:solidFill>
-          </w14:textFill>
-        </w:rPr>
-        <w:t xml:space="preserve">        public event PropertyChangedEventHandler PropertyChanged;</w:t>
-      </w:r>
-    </w:p>
-    <w:p>
-      <w:pPr>
-        <w:autoSpaceDE w:val="0"/>
-        <w:autoSpaceDN w:val="0"/>
-        <w:adjustRightInd w:val="0"/>
-        <w:spacing w:after="0" w:line="240" w:lineRule="auto"/>
-        <w:rPr>
-          <w:rFonts w:hint="default" w:ascii="Times New Roman" w:hAnsi="Times New Roman"/>
-          <w:color w:val="000000" w:themeColor="text1"/>
-          <w:sz w:val="28"/>
-          <w:szCs w:val="28"/>
-          <w:lang w:val="en-US"/>
-          <w14:textFill>
-            <w14:solidFill>
-              <w14:schemeClr w14:val="tx1"/>
-            </w14:solidFill>
-          </w14:textFill>
-        </w:rPr>
-      </w:pPr>
-      <w:r>
-        <w:rPr>
-          <w:rFonts w:hint="default" w:ascii="Times New Roman" w:hAnsi="Times New Roman"/>
-          <w:color w:val="000000" w:themeColor="text1"/>
-          <w:sz w:val="28"/>
-          <w:szCs w:val="28"/>
-          <w:lang w:val="en-US"/>
-          <w14:textFill>
-            <w14:solidFill>
-              <w14:schemeClr w14:val="tx1"/>
-            </w14:solidFill>
-          </w14:textFill>
-        </w:rPr>
-        <w:t xml:space="preserve">        protected void OnPropertyChanged([CallerMemberName] string name = null) =&gt;</w:t>
-      </w:r>
-    </w:p>
-    <w:p>
-      <w:pPr>
-        <w:autoSpaceDE w:val="0"/>
-        <w:autoSpaceDN w:val="0"/>
-        <w:adjustRightInd w:val="0"/>
-        <w:spacing w:after="0" w:line="240" w:lineRule="auto"/>
-        <w:rPr>
-          <w:rFonts w:hint="default" w:ascii="Times New Roman" w:hAnsi="Times New Roman"/>
-          <w:color w:val="000000" w:themeColor="text1"/>
-          <w:sz w:val="28"/>
-          <w:szCs w:val="28"/>
-          <w:lang w:val="en-US"/>
-          <w14:textFill>
-            <w14:solidFill>
-              <w14:schemeClr w14:val="tx1"/>
-            </w14:solidFill>
-          </w14:textFill>
-        </w:rPr>
-      </w:pPr>
-      <w:r>
-        <w:rPr>
-          <w:rFonts w:hint="default" w:ascii="Times New Roman" w:hAnsi="Times New Roman"/>
-          <w:color w:val="000000" w:themeColor="text1"/>
-          <w:sz w:val="28"/>
-          <w:szCs w:val="28"/>
-          <w:lang w:val="en-US"/>
-          <w14:textFill>
-            <w14:solidFill>
-              <w14:schemeClr w14:val="tx1"/>
-            </w14:solidFill>
-          </w14:textFill>
-        </w:rPr>
-        <w:t xml:space="preserve">            PropertyChanged?.Invoke(this, new PropertyChangedEventArgs(name));</w:t>
-      </w:r>
-    </w:p>
-    <w:p>
-      <w:pPr>
-        <w:autoSpaceDE w:val="0"/>
-        <w:autoSpaceDN w:val="0"/>
-        <w:adjustRightInd w:val="0"/>
-        <w:spacing w:after="0" w:line="240" w:lineRule="auto"/>
-        <w:rPr>
-          <w:rFonts w:hint="default" w:ascii="Times New Roman" w:hAnsi="Times New Roman"/>
-          <w:color w:val="000000" w:themeColor="text1"/>
-          <w:sz w:val="28"/>
-          <w:szCs w:val="28"/>
-          <w:lang w:val="en-US"/>
-          <w14:textFill>
-            <w14:solidFill>
-              <w14:schemeClr w14:val="tx1"/>
-            </w14:solidFill>
-          </w14:textFill>
-        </w:rPr>
-      </w:pPr>
-      <w:r>
-        <w:rPr>
-          <w:rFonts w:hint="default" w:ascii="Times New Roman" w:hAnsi="Times New Roman"/>
-          <w:color w:val="000000" w:themeColor="text1"/>
-          <w:sz w:val="28"/>
-          <w:szCs w:val="28"/>
-          <w:lang w:val="en-US"/>
-          <w14:textFill>
-            <w14:solidFill>
-              <w14:schemeClr w14:val="tx1"/>
-            </w14:solidFill>
-          </w14:textFill>
-        </w:rPr>
-        <w:t xml:space="preserve">    }</w:t>
-      </w:r>
-    </w:p>
-    <w:p>
-      <w:pPr>
-        <w:autoSpaceDE w:val="0"/>
-        <w:autoSpaceDN w:val="0"/>
-        <w:adjustRightInd w:val="0"/>
-        <w:spacing w:after="0" w:line="240" w:lineRule="auto"/>
-        <w:rPr>
-          <w:rFonts w:ascii="Times New Roman" w:hAnsi="Times New Roman"/>
-          <w:color w:val="000000" w:themeColor="text1"/>
-          <w:sz w:val="28"/>
-          <w:szCs w:val="28"/>
-          <w14:textFill>
-            <w14:solidFill>
-              <w14:schemeClr w14:val="tx1"/>
-            </w14:solidFill>
-          </w14:textFill>
-        </w:rPr>
-      </w:pPr>
-      <w:r>
-        <w:rPr>
-          <w:rFonts w:hint="default" w:ascii="Times New Roman" w:hAnsi="Times New Roman"/>
-          <w:color w:val="000000" w:themeColor="text1"/>
-          <w:sz w:val="28"/>
-          <w:szCs w:val="28"/>
-          <w:lang w:val="en-US"/>
-          <w14:textFill>
-            <w14:solidFill>
-              <w14:schemeClr w14:val="tx1"/>
-            </w14:solidFill>
-          </w14:textFill>
-        </w:rPr>
-        <w:t>}</w:t>
-      </w:r>
-    </w:p>
-    <w:p>
-      <w:pPr>
-        <w:spacing w:line="240" w:lineRule="auto"/>
-        <w:ind w:firstLine="567"/>
-        <w:rPr>
-          <w:rFonts w:ascii="Times New Roman" w:hAnsi="Times New Roman"/>
-          <w:sz w:val="28"/>
-          <w:szCs w:val="28"/>
-          <w:lang w:val="en-US"/>
-        </w:rPr>
-      </w:pPr>
-      <w:r>
-        <w:rPr>
-          <w:rFonts w:ascii="Times New Roman" w:hAnsi="Times New Roman"/>
-          <w:sz w:val="28"/>
-          <w:szCs w:val="28"/>
-        </w:rPr>
-        <w:t>Анализ</w:t>
-      </w:r>
-      <w:r>
-        <w:rPr>
-          <w:rFonts w:ascii="Times New Roman" w:hAnsi="Times New Roman"/>
-          <w:sz w:val="28"/>
-          <w:szCs w:val="28"/>
-          <w:lang w:val="en-US"/>
-        </w:rPr>
-        <w:t xml:space="preserve"> </w:t>
-      </w:r>
-      <w:r>
-        <w:rPr>
-          <w:rFonts w:ascii="Times New Roman" w:hAnsi="Times New Roman"/>
-          <w:sz w:val="28"/>
-          <w:szCs w:val="28"/>
-        </w:rPr>
-        <w:t>результатов</w:t>
-      </w:r>
-      <w:r>
-        <w:rPr>
-          <w:rFonts w:ascii="Times New Roman" w:hAnsi="Times New Roman"/>
-          <w:sz w:val="28"/>
-          <w:szCs w:val="28"/>
-          <w:lang w:val="en-US"/>
-        </w:rPr>
-        <w:t>:</w:t>
-      </w:r>
     </w:p>
     <w:p>
       <w:pPr>
         <w:spacing w:after="0" w:line="240" w:lineRule="auto"/>
-        <w:ind w:firstLine="567"/>
+        <w:rPr>
+          <w:rFonts w:ascii="Times New Roman" w:hAnsi="Times New Roman"/>
+          <w:sz w:val="28"/>
+          <w:szCs w:val="28"/>
+        </w:rPr>
+      </w:pPr>
+      <w:r>
+        <w:rPr>
+          <w:rFonts w:ascii="Times New Roman" w:hAnsi="Times New Roman"/>
+          <w:sz w:val="28"/>
+          <w:szCs w:val="28"/>
+        </w:rPr>
+        <w:t>Таблица 21.1 – Входные и выходные данные</w:t>
+      </w:r>
+    </w:p>
+    <w:tbl>
+      <w:tblPr>
+        <w:tblStyle w:val="26"/>
+        <w:tblW w:w="0" w:type="auto"/>
+        <w:tblInd w:w="0" w:type="dxa"/>
+        <w:tblBorders>
+          <w:top w:val="single" w:color="auto" w:sz="4" w:space="0"/>
+          <w:left w:val="single" w:color="auto" w:sz="4" w:space="0"/>
+          <w:bottom w:val="single" w:color="auto" w:sz="4" w:space="0"/>
+          <w:right w:val="single" w:color="auto" w:sz="4" w:space="0"/>
+          <w:insideH w:val="single" w:color="auto" w:sz="4" w:space="0"/>
+          <w:insideV w:val="single" w:color="auto" w:sz="4" w:space="0"/>
+        </w:tblBorders>
+        <w:tblLayout w:type="autofit"/>
+        <w:tblCellMar>
+          <w:top w:w="0" w:type="dxa"/>
+          <w:left w:w="108" w:type="dxa"/>
+          <w:bottom w:w="0" w:type="dxa"/>
+          <w:right w:w="108" w:type="dxa"/>
+        </w:tblCellMar>
+      </w:tblPr>
+      <w:tblGrid>
+        <w:gridCol w:w="3397"/>
+        <w:gridCol w:w="6514"/>
+      </w:tblGrid>
+      <w:tr>
+        <w:tblPrEx>
+          <w:tblBorders>
+            <w:top w:val="single" w:color="auto" w:sz="4" w:space="0"/>
+            <w:left w:val="single" w:color="auto" w:sz="4" w:space="0"/>
+            <w:bottom w:val="single" w:color="auto" w:sz="4" w:space="0"/>
+            <w:right w:val="single" w:color="auto" w:sz="4" w:space="0"/>
+            <w:insideH w:val="single" w:color="auto" w:sz="4" w:space="0"/>
+            <w:insideV w:val="single" w:color="auto" w:sz="4" w:space="0"/>
+          </w:tblBorders>
+          <w:tblCellMar>
+            <w:top w:w="0" w:type="dxa"/>
+            <w:left w:w="108" w:type="dxa"/>
+            <w:bottom w:w="0" w:type="dxa"/>
+            <w:right w:w="108" w:type="dxa"/>
+          </w:tblCellMar>
+        </w:tblPrEx>
+        <w:tc>
+          <w:tcPr>
+            <w:tcW w:w="3397" w:type="dxa"/>
+          </w:tcPr>
+          <w:p>
+            <w:pPr>
+              <w:spacing w:after="0" w:line="240" w:lineRule="auto"/>
+              <w:rPr>
+                <w:rFonts w:ascii="Times New Roman" w:hAnsi="Times New Roman"/>
+                <w:sz w:val="28"/>
+                <w:szCs w:val="28"/>
+              </w:rPr>
+            </w:pPr>
+            <w:r>
+              <w:rPr>
+                <w:rFonts w:ascii="Times New Roman" w:hAnsi="Times New Roman"/>
+                <w:sz w:val="28"/>
+                <w:szCs w:val="28"/>
+              </w:rPr>
+              <w:t>Входные данные</w:t>
+            </w:r>
+          </w:p>
+        </w:tc>
+        <w:tc>
+          <w:tcPr>
+            <w:tcW w:w="6514" w:type="dxa"/>
+          </w:tcPr>
+          <w:p>
+            <w:pPr>
+              <w:spacing w:after="0" w:line="240" w:lineRule="auto"/>
+              <w:rPr>
+                <w:rFonts w:ascii="Times New Roman" w:hAnsi="Times New Roman"/>
+                <w:sz w:val="28"/>
+                <w:szCs w:val="28"/>
+              </w:rPr>
+            </w:pPr>
+            <w:r>
+              <w:rPr>
+                <w:rFonts w:ascii="Times New Roman" w:hAnsi="Times New Roman"/>
+                <w:sz w:val="28"/>
+                <w:szCs w:val="28"/>
+              </w:rPr>
+              <w:t>Выходные данные</w:t>
+            </w:r>
+          </w:p>
+        </w:tc>
+      </w:tr>
+      <w:tr>
+        <w:tblPrEx>
+          <w:tblBorders>
+            <w:top w:val="single" w:color="auto" w:sz="4" w:space="0"/>
+            <w:left w:val="single" w:color="auto" w:sz="4" w:space="0"/>
+            <w:bottom w:val="single" w:color="auto" w:sz="4" w:space="0"/>
+            <w:right w:val="single" w:color="auto" w:sz="4" w:space="0"/>
+            <w:insideH w:val="single" w:color="auto" w:sz="4" w:space="0"/>
+            <w:insideV w:val="single" w:color="auto" w:sz="4" w:space="0"/>
+          </w:tblBorders>
+          <w:tblCellMar>
+            <w:top w:w="0" w:type="dxa"/>
+            <w:left w:w="108" w:type="dxa"/>
+            <w:bottom w:w="0" w:type="dxa"/>
+            <w:right w:w="108" w:type="dxa"/>
+          </w:tblCellMar>
+        </w:tblPrEx>
+        <w:tc>
+          <w:tcPr>
+            <w:tcW w:w="3397" w:type="dxa"/>
+          </w:tcPr>
+          <w:p>
+            <w:pPr>
+              <w:spacing w:after="0" w:line="240" w:lineRule="auto"/>
+              <w:rPr>
+                <w:rFonts w:ascii="Times New Roman" w:hAnsi="Times New Roman"/>
+                <w:sz w:val="28"/>
+                <w:szCs w:val="28"/>
+              </w:rPr>
+            </w:pPr>
+          </w:p>
+        </w:tc>
+        <w:tc>
+          <w:tcPr>
+            <w:tcW w:w="6514" w:type="dxa"/>
+          </w:tcPr>
+          <w:p>
+            <w:pPr>
+              <w:spacing w:after="0" w:line="240" w:lineRule="auto"/>
+              <w:rPr>
+                <w:rFonts w:hint="default" w:ascii="Times New Roman" w:hAnsi="Times New Roman"/>
+                <w:sz w:val="28"/>
+                <w:szCs w:val="28"/>
+                <w:lang w:val="ru-RU"/>
+              </w:rPr>
+            </w:pPr>
+            <w:r>
+              <w:rPr>
+                <w:rFonts w:ascii="Times New Roman" w:hAnsi="Times New Roman"/>
+                <w:sz w:val="28"/>
+                <w:szCs w:val="28"/>
+                <w:lang w:val="ru-RU"/>
+              </w:rPr>
+              <w:t>Добавление</w:t>
+            </w:r>
+            <w:r>
+              <w:rPr>
+                <w:rFonts w:hint="default" w:ascii="Times New Roman" w:hAnsi="Times New Roman"/>
+                <w:sz w:val="28"/>
+                <w:szCs w:val="28"/>
+                <w:lang w:val="ru-RU"/>
+              </w:rPr>
+              <w:t xml:space="preserve">, удаление, сохранение товаров </w:t>
+            </w:r>
+          </w:p>
+        </w:tc>
+      </w:tr>
+    </w:tbl>
+    <w:p>
+      <w:pPr>
+        <w:spacing w:after="0" w:line="240" w:lineRule="auto"/>
+        <w:rPr>
+          <w:rFonts w:ascii="Times New Roman" w:hAnsi="Times New Roman"/>
+          <w:sz w:val="28"/>
+          <w:szCs w:val="28"/>
+        </w:rPr>
+      </w:pPr>
+    </w:p>
+    <w:p>
+      <w:pPr>
+        <w:spacing w:before="240" w:after="0" w:line="360" w:lineRule="auto"/>
         <w:jc w:val="center"/>
         <w:rPr>
           <w:rFonts w:ascii="Times New Roman" w:hAnsi="Times New Roman"/>
@@ -2239,9 +1897,9 @@
       <w:r>
         <w:drawing>
           <wp:inline distT="0" distB="0" distL="114300" distR="114300">
-            <wp:extent cx="4218940" cy="1301750"/>
-            <wp:effectExtent l="0" t="0" r="10160" b="12700"/>
-            <wp:docPr id="67" name="Изображение 3"/>
+            <wp:extent cx="4375785" cy="2271395"/>
+            <wp:effectExtent l="0" t="0" r="5715" b="14605"/>
+            <wp:docPr id="66" name="Изображение 2"/>
             <wp:cNvGraphicFramePr>
               <a:graphicFrameLocks xmlns:a="http://schemas.openxmlformats.org/drawingml/2006/main" noChangeAspect="1"/>
             </wp:cNvGraphicFramePr>
@@ -2249,13 +1907,13 @@
               <a:graphicData uri="http://schemas.openxmlformats.org/drawingml/2006/picture">
                 <pic:pic xmlns:pic="http://schemas.openxmlformats.org/drawingml/2006/picture">
                   <pic:nvPicPr>
-                    <pic:cNvPr id="67" name="Изображение 3"/>
+                    <pic:cNvPr id="66" name="Изображение 2"/>
                     <pic:cNvPicPr>
                       <a:picLocks noChangeAspect="1"/>
                     </pic:cNvPicPr>
                   </pic:nvPicPr>
                   <pic:blipFill>
-                    <a:blip r:embed="rId11"/>
+                    <a:blip r:embed="rId12"/>
                     <a:stretch>
                       <a:fillRect/>
                     </a:stretch>
@@ -2263,7 +1921,7 @@
                   <pic:spPr>
                     <a:xfrm>
                       <a:off x="0" y="0"/>
-                      <a:ext cx="4218940" cy="1301750"/>
+                      <a:ext cx="4375785" cy="2271395"/>
                     </a:xfrm>
                     <a:prstGeom prst="rect">
                       <a:avLst/>
@@ -2296,14 +1954,15 @@
           <w:sz w:val="28"/>
           <w:szCs w:val="28"/>
         </w:rPr>
-        <w:t>Рисунок 15.1 – Результат работы программы</w:t>
+        <w:t>Рисунок 21.1 – Результат работы программы</w:t>
       </w:r>
     </w:p>
     <w:sectPr>
-      <w:headerReference r:id="rId5" w:type="first"/>
-      <w:footerReference r:id="rId8" w:type="first"/>
-      <w:footerReference r:id="rId6" w:type="default"/>
-      <w:footerReference r:id="rId7" w:type="even"/>
+      <w:headerReference r:id="rId6" w:type="first"/>
+      <w:footerReference r:id="rId9" w:type="first"/>
+      <w:headerReference r:id="rId5" w:type="default"/>
+      <w:footerReference r:id="rId7" w:type="default"/>
+      <w:footerReference r:id="rId8" w:type="even"/>
       <w:pgSz w:w="11906" w:h="16838"/>
       <w:pgMar w:top="851" w:right="567" w:bottom="1560" w:left="1418" w:header="454" w:footer="397" w:gutter="0"/>
       <w:pgNumType w:start="39"/>
@@ -2631,7 +2290,7 @@
                               <w:sz w:val="28"/>
                               <w:szCs w:val="28"/>
                             </w:rPr>
-                            <w:t>.25.</w:t>
+                            <w:t>.2</w:t>
                           </w:r>
                           <w:r>
                             <w:rPr>
@@ -2640,9 +2299,30 @@
                               <w:szCs w:val="28"/>
                               <w:lang w:val="ru-RU"/>
                             </w:rPr>
+                            <w:t>6</w:t>
+                          </w:r>
+                          <w:r>
+                            <w:rPr>
+                              <w:rFonts w:hint="default" w:ascii="Times New Roman" w:hAnsi="Times New Roman" w:cs="Times New Roman"/>
+                              <w:sz w:val="28"/>
+                              <w:szCs w:val="28"/>
+                            </w:rPr>
+                            <w:t>.</w:t>
+                          </w:r>
+                          <w:r>
+                            <w:rPr>
+                              <w:rFonts w:hint="default" w:ascii="Times New Roman" w:hAnsi="Times New Roman" w:cs="Times New Roman"/>
+                              <w:sz w:val="28"/>
+                              <w:szCs w:val="28"/>
+                              <w:lang w:val="ru-RU"/>
+                            </w:rPr>
                             <w:t>15</w:t>
                           </w:r>
                         </w:p>
+                        <w:p/>
+                        <w:p/>
+                        <w:p/>
+                        <w:p/>
                         <w:p/>
                       </w:txbxContent>
                     </wps:txbx>
@@ -2716,7 +2396,7 @@
                         <w:sz w:val="28"/>
                         <w:szCs w:val="28"/>
                       </w:rPr>
-                      <w:t>.25.</w:t>
+                      <w:t>.2</w:t>
                     </w:r>
                     <w:r>
                       <w:rPr>
@@ -2725,9 +2405,30 @@
                         <w:szCs w:val="28"/>
                         <w:lang w:val="ru-RU"/>
                       </w:rPr>
+                      <w:t>6</w:t>
+                    </w:r>
+                    <w:r>
+                      <w:rPr>
+                        <w:rFonts w:hint="default" w:ascii="Times New Roman" w:hAnsi="Times New Roman" w:cs="Times New Roman"/>
+                        <w:sz w:val="28"/>
+                        <w:szCs w:val="28"/>
+                      </w:rPr>
+                      <w:t>.</w:t>
+                    </w:r>
+                    <w:r>
+                      <w:rPr>
+                        <w:rFonts w:hint="default" w:ascii="Times New Roman" w:hAnsi="Times New Roman" w:cs="Times New Roman"/>
+                        <w:sz w:val="28"/>
+                        <w:szCs w:val="28"/>
+                        <w:lang w:val="ru-RU"/>
+                      </w:rPr>
                       <w:t>15</w:t>
                     </w:r>
                   </w:p>
+                  <w:p/>
+                  <w:p/>
+                  <w:p/>
+                  <w:p/>
                   <w:p/>
                 </w:txbxContent>
               </v:textbox>
@@ -4337,10 +4038,10 @@
             <wp:anchor distT="0" distB="0" distL="114300" distR="114300" simplePos="0" relativeHeight="251714560" behindDoc="0" locked="0" layoutInCell="1" allowOverlap="1">
               <wp:simplePos x="0" y="0"/>
               <wp:positionH relativeFrom="column">
-                <wp:posOffset>2199640</wp:posOffset>
+                <wp:posOffset>2226945</wp:posOffset>
               </wp:positionH>
               <wp:positionV relativeFrom="paragraph">
-                <wp:posOffset>-317500</wp:posOffset>
+                <wp:posOffset>-406400</wp:posOffset>
               </wp:positionV>
               <wp:extent cx="2450465" cy="1045210"/>
               <wp:effectExtent l="0" t="0" r="635" b="9525"/>
@@ -4374,30 +4075,40 @@
                             <w:rPr>
                               <w:rFonts w:hint="default"/>
                               <w:bCs/>
-                              <w:sz w:val="27"/>
-                              <w:szCs w:val="27"/>
-                              <w:lang w:val="ru-RU"/>
+                              <w:sz w:val="21"/>
+                              <w:szCs w:val="21"/>
+                              <w:lang w:val="en-US"/>
                             </w:rPr>
                           </w:pPr>
                           <w:r>
                             <w:rPr>
                               <w:rFonts w:ascii="Times New Roman" w:hAnsi="Times New Roman"/>
                               <w:bCs/>
-                              <w:sz w:val="27"/>
-                              <w:szCs w:val="27"/>
+                              <w:sz w:val="28"/>
+                              <w:szCs w:val="28"/>
                               <w:lang w:val="ru-RU"/>
                             </w:rPr>
-                            <w:t>МНОГОПОЛЬЗОВАТЕЛЬСКОЕ</w:t>
+                            <w:t>ПЛАТФОРМА</w:t>
                           </w:r>
                           <w:r>
                             <w:rPr>
                               <w:rFonts w:hint="default" w:ascii="Times New Roman" w:hAnsi="Times New Roman"/>
                               <w:bCs/>
-                              <w:sz w:val="27"/>
-                              <w:szCs w:val="27"/>
+                              <w:sz w:val="28"/>
+                              <w:szCs w:val="28"/>
                               <w:lang w:val="ru-RU"/>
                             </w:rPr>
-                            <w:t xml:space="preserve"> ПРИЛОЖЕНИЕ</w:t>
+                            <w:t xml:space="preserve"> РАЗРАБОТКИ ВЕБ-ПРИЛОЖЕНИЙ </w:t>
+                          </w:r>
+                          <w:r>
+                            <w:rPr>
+                              <w:rFonts w:hint="default" w:ascii="Times New Roman" w:hAnsi="Times New Roman"/>
+                              <w:bCs/>
+                              <w:sz w:val="28"/>
+                              <w:szCs w:val="28"/>
+                              <w:lang w:val="en-US"/>
+                            </w:rPr>
+                            <w:t>ASP.NET</w:t>
                           </w:r>
                         </w:p>
                       </w:txbxContent>
@@ -4413,7 +4124,7 @@
         </mc:Choice>
         <mc:Fallback>
           <w:pict>
-            <v:shape id="Text Box 102" o:spid="_x0000_s1026" o:spt="202" type="#_x0000_t202" style="position:absolute;left:0pt;margin-left:173.2pt;margin-top:-25pt;height:82.3pt;width:192.95pt;z-index:251714560;mso-width-relative:page;mso-height-relative:page;" filled="f" stroked="f" coordsize="21600,21600" o:gfxdata="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">
+            <v:shape id="Text Box 102" o:spid="_x0000_s1026" o:spt="202" type="#_x0000_t202" style="position:absolute;left:0pt;margin-left:175.35pt;margin-top:-32pt;height:82.3pt;width:192.95pt;z-index:251714560;mso-width-relative:page;mso-height-relative:page;" filled="f" stroked="f" coordsize="21600,21600" o:gfxdata="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">
               <v:fill on="f" focussize="0,0"/>
               <v:stroke on="f"/>
               <v:imagedata o:title=""/>
@@ -4426,30 +4137,40 @@
                       <w:rPr>
                         <w:rFonts w:hint="default"/>
                         <w:bCs/>
-                        <w:sz w:val="27"/>
-                        <w:szCs w:val="27"/>
-                        <w:lang w:val="ru-RU"/>
+                        <w:sz w:val="21"/>
+                        <w:szCs w:val="21"/>
+                        <w:lang w:val="en-US"/>
                       </w:rPr>
                     </w:pPr>
                     <w:r>
                       <w:rPr>
                         <w:rFonts w:ascii="Times New Roman" w:hAnsi="Times New Roman"/>
                         <w:bCs/>
-                        <w:sz w:val="27"/>
-                        <w:szCs w:val="27"/>
+                        <w:sz w:val="28"/>
+                        <w:szCs w:val="28"/>
                         <w:lang w:val="ru-RU"/>
                       </w:rPr>
-                      <w:t>МНОГОПОЛЬЗОВАТЕЛЬСКОЕ</w:t>
+                      <w:t>ПЛАТФОРМА</w:t>
                     </w:r>
                     <w:r>
                       <w:rPr>
                         <w:rFonts w:hint="default" w:ascii="Times New Roman" w:hAnsi="Times New Roman"/>
                         <w:bCs/>
-                        <w:sz w:val="27"/>
-                        <w:szCs w:val="27"/>
+                        <w:sz w:val="28"/>
+                        <w:szCs w:val="28"/>
                         <w:lang w:val="ru-RU"/>
                       </w:rPr>
-                      <w:t xml:space="preserve"> ПРИЛОЖЕНИЕ</w:t>
+                      <w:t xml:space="preserve"> РАЗРАБОТКИ ВЕБ-ПРИЛОЖЕНИЙ </w:t>
+                    </w:r>
+                    <w:r>
+                      <w:rPr>
+                        <w:rFonts w:hint="default" w:ascii="Times New Roman" w:hAnsi="Times New Roman"/>
+                        <w:bCs/>
+                        <w:sz w:val="28"/>
+                        <w:szCs w:val="28"/>
+                        <w:lang w:val="en-US"/>
+                      </w:rPr>
+                      <w:t>ASP.NET</w:t>
                     </w:r>
                   </w:p>
                 </w:txbxContent>
@@ -4904,9 +4625,10 @@
                         <w:p>
                           <w:pPr>
                             <w:rPr>
-                              <w:rFonts w:ascii="Times New Roman" w:hAnsi="Times New Roman"/>
+                              <w:rFonts w:hint="default" w:ascii="Times New Roman" w:hAnsi="Times New Roman"/>
                               <w:sz w:val="16"/>
                               <w:szCs w:val="18"/>
+                              <w:lang w:val="ru-RU"/>
                             </w:rPr>
                           </w:pPr>
                           <w:r>
@@ -4914,10 +4636,21 @@
                               <w:rFonts w:ascii="Times New Roman" w:hAnsi="Times New Roman"/>
                               <w:sz w:val="15"/>
                               <w:szCs w:val="15"/>
-                            </w:rPr>
-                            <w:t>Толочко П.С.</w:t>
+                              <w:lang w:val="ru-RU"/>
+                            </w:rPr>
+                            <w:t>Новик</w:t>
+                          </w:r>
+                          <w:r>
+                            <w:rPr>
+                              <w:rFonts w:hint="default" w:ascii="Times New Roman" w:hAnsi="Times New Roman"/>
+                              <w:sz w:val="15"/>
+                              <w:szCs w:val="15"/>
+                              <w:lang w:val="ru-RU"/>
+                            </w:rPr>
+                            <w:t xml:space="preserve"> А.И.</w:t>
                           </w:r>
                         </w:p>
+                        <w:p/>
                       </w:txbxContent>
                     </wps:txbx>
                     <wps:bodyPr rot="0" vert="horz" wrap="square" lIns="0" tIns="0" rIns="0" bIns="0" anchor="t" anchorCtr="0" upright="1">
@@ -4941,9 +4674,10 @@
                   <w:p>
                     <w:pPr>
                       <w:rPr>
-                        <w:rFonts w:ascii="Times New Roman" w:hAnsi="Times New Roman"/>
+                        <w:rFonts w:hint="default" w:ascii="Times New Roman" w:hAnsi="Times New Roman"/>
                         <w:sz w:val="16"/>
                         <w:szCs w:val="18"/>
+                        <w:lang w:val="ru-RU"/>
                       </w:rPr>
                     </w:pPr>
                     <w:r>
@@ -4951,10 +4685,21 @@
                         <w:rFonts w:ascii="Times New Roman" w:hAnsi="Times New Roman"/>
                         <w:sz w:val="15"/>
                         <w:szCs w:val="15"/>
-                      </w:rPr>
-                      <w:t>Толочко П.С.</w:t>
+                        <w:lang w:val="ru-RU"/>
+                      </w:rPr>
+                      <w:t>Новик</w:t>
+                    </w:r>
+                    <w:r>
+                      <w:rPr>
+                        <w:rFonts w:hint="default" w:ascii="Times New Roman" w:hAnsi="Times New Roman"/>
+                        <w:sz w:val="15"/>
+                        <w:szCs w:val="15"/>
+                        <w:lang w:val="ru-RU"/>
+                      </w:rPr>
+                      <w:t xml:space="preserve"> А.И.</w:t>
                     </w:r>
                   </w:p>
+                  <w:p/>
                 </w:txbxContent>
               </v:textbox>
             </v:shape>
@@ -5011,12 +4756,21 @@
                           </w:pPr>
                           <w:r>
                             <w:rPr>
+                              <w:rFonts w:ascii="Times New Roman" w:hAnsi="Times New Roman"/>
+                              <w:sz w:val="15"/>
+                              <w:szCs w:val="15"/>
+                              <w:lang w:val="ru-RU"/>
+                            </w:rPr>
+                            <w:t>Дубровский</w:t>
+                          </w:r>
+                          <w:r>
+                            <w:rPr>
                               <w:rFonts w:hint="default" w:ascii="Times New Roman" w:hAnsi="Times New Roman"/>
                               <w:sz w:val="15"/>
                               <w:szCs w:val="15"/>
                               <w:lang w:val="ru-RU"/>
                             </w:rPr>
-                            <w:t>Дубровский Р.В.</w:t>
+                            <w:t xml:space="preserve"> Р.В.</w:t>
                           </w:r>
                         </w:p>
                       </w:txbxContent>
@@ -5050,12 +4804,21 @@
                     </w:pPr>
                     <w:r>
                       <w:rPr>
+                        <w:rFonts w:ascii="Times New Roman" w:hAnsi="Times New Roman"/>
+                        <w:sz w:val="15"/>
+                        <w:szCs w:val="15"/>
+                        <w:lang w:val="ru-RU"/>
+                      </w:rPr>
+                      <w:t>Дубровский</w:t>
+                    </w:r>
+                    <w:r>
+                      <w:rPr>
                         <w:rFonts w:hint="default" w:ascii="Times New Roman" w:hAnsi="Times New Roman"/>
                         <w:sz w:val="15"/>
                         <w:szCs w:val="15"/>
                         <w:lang w:val="ru-RU"/>
                       </w:rPr>
-                      <w:t>Дубровский Р.В.</w:t>
+                      <w:t xml:space="preserve"> Р.В.</w:t>
                     </w:r>
                   </w:p>
                 </w:txbxContent>
@@ -6155,7 +5918,7 @@
                               <w:sz w:val="28"/>
                               <w:szCs w:val="28"/>
                             </w:rPr>
-                            <w:t>.25.</w:t>
+                            <w:t>.2</w:t>
                           </w:r>
                           <w:r>
                             <w:rPr>
@@ -6164,9 +5927,30 @@
                               <w:szCs w:val="28"/>
                               <w:lang w:val="ru-RU"/>
                             </w:rPr>
+                            <w:t>6</w:t>
+                          </w:r>
+                          <w:r>
+                            <w:rPr>
+                              <w:rFonts w:hint="default" w:ascii="Times New Roman" w:hAnsi="Times New Roman" w:cs="Times New Roman"/>
+                              <w:sz w:val="28"/>
+                              <w:szCs w:val="28"/>
+                            </w:rPr>
+                            <w:t>.</w:t>
+                          </w:r>
+                          <w:r>
+                            <w:rPr>
+                              <w:rFonts w:hint="default" w:ascii="Times New Roman" w:hAnsi="Times New Roman" w:cs="Times New Roman"/>
+                              <w:sz w:val="28"/>
+                              <w:szCs w:val="28"/>
+                              <w:lang w:val="ru-RU"/>
+                            </w:rPr>
                             <w:t>15</w:t>
                           </w:r>
                         </w:p>
+                        <w:p/>
+                        <w:p/>
+                        <w:p/>
+                        <w:p/>
                         <w:p/>
                       </w:txbxContent>
                     </wps:txbx>
@@ -6240,7 +6024,7 @@
                         <w:sz w:val="28"/>
                         <w:szCs w:val="28"/>
                       </w:rPr>
-                      <w:t>.25.</w:t>
+                      <w:t>.2</w:t>
                     </w:r>
                     <w:r>
                       <w:rPr>
@@ -6249,9 +6033,30 @@
                         <w:szCs w:val="28"/>
                         <w:lang w:val="ru-RU"/>
                       </w:rPr>
+                      <w:t>6</w:t>
+                    </w:r>
+                    <w:r>
+                      <w:rPr>
+                        <w:rFonts w:hint="default" w:ascii="Times New Roman" w:hAnsi="Times New Roman" w:cs="Times New Roman"/>
+                        <w:sz w:val="28"/>
+                        <w:szCs w:val="28"/>
+                      </w:rPr>
+                      <w:t>.</w:t>
+                    </w:r>
+                    <w:r>
+                      <w:rPr>
+                        <w:rFonts w:hint="default" w:ascii="Times New Roman" w:hAnsi="Times New Roman" w:cs="Times New Roman"/>
+                        <w:sz w:val="28"/>
+                        <w:szCs w:val="28"/>
+                        <w:lang w:val="ru-RU"/>
+                      </w:rPr>
                       <w:t>15</w:t>
                     </w:r>
                   </w:p>
+                  <w:p/>
+                  <w:p/>
+                  <w:p/>
+                  <w:p/>
                   <w:p/>
                 </w:txbxContent>
               </v:textbox>
@@ -8050,6 +7855,16 @@
     <w:pPr>
       <w:pStyle w:val="17"/>
     </w:pPr>
+  </w:p>
+</w:hdr>
+</file>
+
+<file path=word/header2.xml><?xml version="1.0" encoding="utf-8"?>
+<w:hdr xmlns:wpc="http://schemas.microsoft.com/office/word/2010/wordprocessingCanvas" xmlns:mc="http://schemas.openxmlformats.org/markup-compatibility/2006" xmlns:o="urn:schemas-microsoft-com:office:office" xmlns:r="http://schemas.openxmlformats.org/officeDocument/2006/relationships" xmlns:m="http://schemas.openxmlformats.org/officeDocument/2006/math" xmlns:v="urn:schemas-microsoft-com:vml" xmlns:wp14="http://schemas.microsoft.com/office/word/2010/wordprocessingDrawing" xmlns:wp="http://schemas.openxmlformats.org/drawingml/2006/wordprocessingDrawing" xmlns:w10="urn:schemas-microsoft-com:office:word" xmlns:w="http://schemas.openxmlformats.org/wordprocessingml/2006/main" xmlns:w14="http://schemas.microsoft.com/office/word/2010/wordml" xmlns:w15="http://schemas.microsoft.com/office/word/2012/wordml" xmlns:wpg="http://schemas.microsoft.com/office/word/2010/wordprocessingGroup" xmlns:wpi="http://schemas.microsoft.com/office/word/2010/wordprocessingInk" xmlns:wne="http://schemas.microsoft.com/office/word/2006/wordml" xmlns:wps="http://schemas.microsoft.com/office/word/2010/wordprocessingShape" xmlns:wpsCustomData="http://www.wps.cn/officeDocument/2013/wpsCustomData" mc:Ignorable="w14 w15 wp14">
+  <w:p>
+    <w:pPr>
+      <w:pStyle w:val="17"/>
+    </w:pPr>
     <w:r>
       <w:rPr>
         <w:rFonts w:ascii="GOST type B" w:hAnsi="GOST type B"/>
@@ -8185,7 +8000,7 @@
     <w:lsdException w:uiPriority="99" w:name="Normal Indent"/>
     <w:lsdException w:uiPriority="99" w:name="footnote text"/>
     <w:lsdException w:uiPriority="99" w:name="annotation text"/>
-    <w:lsdException w:unhideWhenUsed="0" w:uiPriority="0" w:semiHidden="0" w:name="header"/>
+    <w:lsdException w:qFormat="1" w:unhideWhenUsed="0" w:uiPriority="0" w:semiHidden="0" w:name="header"/>
     <w:lsdException w:qFormat="1" w:unhideWhenUsed="0" w:uiPriority="0" w:semiHidden="0" w:name="footer"/>
     <w:lsdException w:uiPriority="99" w:name="index heading"/>
     <w:lsdException w:qFormat="1" w:uiPriority="35" w:name="caption"/>
@@ -8219,9 +8034,9 @@
     <w:lsdException w:qFormat="1" w:unhideWhenUsed="0" w:uiPriority="10" w:semiHidden="0" w:name="Title"/>
     <w:lsdException w:uiPriority="99" w:name="Closing"/>
     <w:lsdException w:uiPriority="99" w:name="Signature"/>
-    <w:lsdException w:uiPriority="1" w:name="Default Paragraph Font"/>
-    <w:lsdException w:unhideWhenUsed="0" w:uiPriority="0" w:semiHidden="0" w:name="Body Text"/>
-    <w:lsdException w:unhideWhenUsed="0" w:uiPriority="0" w:semiHidden="0" w:name="Body Text Indent"/>
+    <w:lsdException w:qFormat="1" w:uiPriority="1" w:name="Default Paragraph Font"/>
+    <w:lsdException w:qFormat="1" w:unhideWhenUsed="0" w:uiPriority="0" w:semiHidden="0" w:name="Body Text"/>
+    <w:lsdException w:qFormat="1" w:unhideWhenUsed="0" w:uiPriority="0" w:semiHidden="0" w:name="Body Text Indent"/>
     <w:lsdException w:uiPriority="99" w:name="List Continue"/>
     <w:lsdException w:uiPriority="99" w:name="List Continue 2"/>
     <w:lsdException w:uiPriority="99" w:name="List Continue 3"/>
@@ -8234,11 +8049,11 @@
     <w:lsdException w:uiPriority="99" w:name="Body Text First Indent"/>
     <w:lsdException w:uiPriority="99" w:name="Body Text First Indent 2"/>
     <w:lsdException w:uiPriority="99" w:name="Note Heading"/>
-    <w:lsdException w:unhideWhenUsed="0" w:uiPriority="0" w:semiHidden="0" w:name="Body Text 2"/>
+    <w:lsdException w:qFormat="1" w:unhideWhenUsed="0" w:uiPriority="0" w:semiHidden="0" w:name="Body Text 2"/>
     <w:lsdException w:uiPriority="99" w:name="Body Text 3"/>
-    <w:lsdException w:unhideWhenUsed="0" w:uiPriority="0" w:semiHidden="0" w:name="Body Text Indent 2"/>
-    <w:lsdException w:unhideWhenUsed="0" w:uiPriority="0" w:semiHidden="0" w:name="Body Text Indent 3"/>
-    <w:lsdException w:unhideWhenUsed="0" w:uiPriority="0" w:semiHidden="0" w:name="Block Text"/>
+    <w:lsdException w:qFormat="1" w:unhideWhenUsed="0" w:uiPriority="0" w:semiHidden="0" w:name="Body Text Indent 2"/>
+    <w:lsdException w:qFormat="1" w:unhideWhenUsed="0" w:uiPriority="0" w:semiHidden="0" w:name="Body Text Indent 3"/>
+    <w:lsdException w:qFormat="1" w:unhideWhenUsed="0" w:uiPriority="0" w:semiHidden="0" w:name="Block Text"/>
     <w:lsdException w:qFormat="1" w:uiPriority="99" w:semiHidden="0" w:name="Hyperlink"/>
     <w:lsdException w:uiPriority="99" w:name="FollowedHyperlink"/>
     <w:lsdException w:qFormat="1" w:unhideWhenUsed="0" w:uiPriority="22" w:semiHidden="0" w:name="Strong"/>
@@ -8257,7 +8072,7 @@
     <w:lsdException w:uiPriority="99" w:name="HTML Sample"/>
     <w:lsdException w:uiPriority="99" w:name="HTML Typewriter"/>
     <w:lsdException w:uiPriority="99" w:name="HTML Variable"/>
-    <w:lsdException w:uiPriority="99" w:name="Normal Table"/>
+    <w:lsdException w:qFormat="1" w:uiPriority="99" w:name="Normal Table"/>
     <w:lsdException w:uiPriority="99" w:name="annotation subject"/>
     <w:lsdException w:uiPriority="99" w:name="Table Simple 1"/>
     <w:lsdException w:uiPriority="99" w:name="Table Simple 2"/>
@@ -8433,12 +8248,14 @@
     <w:name w:val="Default Paragraph Font"/>
     <w:semiHidden/>
     <w:unhideWhenUsed/>
+    <w:qFormat/>
     <w:uiPriority w:val="1"/>
   </w:style>
   <w:style w:type="table" w:default="1" w:styleId="9">
     <w:name w:val="Normal Table"/>
     <w:semiHidden/>
     <w:unhideWhenUsed/>
+    <w:qFormat/>
     <w:uiPriority w:val="99"/>
     <w:tblPr>
       <w:tblCellMar>
@@ -8489,6 +8306,7 @@
   <w:style w:type="paragraph" w:styleId="14">
     <w:name w:val="Body Text 2"/>
     <w:basedOn w:val="1"/>
+    <w:qFormat/>
     <w:uiPriority w:val="0"/>
     <w:pPr>
       <w:spacing w:after="120" w:line="480" w:lineRule="auto"/>
@@ -8498,6 +8316,7 @@
     <w:name w:val="Body Text Indent 3"/>
     <w:basedOn w:val="1"/>
     <w:link w:val="47"/>
+    <w:qFormat/>
     <w:uiPriority w:val="0"/>
     <w:pPr>
       <w:spacing w:after="120"/>
@@ -8524,6 +8343,7 @@
     <w:name w:val="header"/>
     <w:basedOn w:val="1"/>
     <w:link w:val="27"/>
+    <w:qFormat/>
     <w:uiPriority w:val="0"/>
     <w:pPr>
       <w:tabs>
@@ -8535,6 +8355,7 @@
   <w:style w:type="paragraph" w:styleId="18">
     <w:name w:val="Body Text"/>
     <w:basedOn w:val="1"/>
+    <w:qFormat/>
     <w:uiPriority w:val="0"/>
     <w:rPr>
       <w:sz w:val="28"/>
@@ -8565,6 +8386,7 @@
   <w:style w:type="paragraph" w:styleId="21">
     <w:name w:val="Body Text Indent"/>
     <w:basedOn w:val="1"/>
+    <w:qFormat/>
     <w:uiPriority w:val="0"/>
     <w:pPr>
       <w:spacing w:after="120"/>
@@ -8600,6 +8422,7 @@
   <w:style w:type="paragraph" w:styleId="24">
     <w:name w:val="Body Text Indent 2"/>
     <w:basedOn w:val="1"/>
+    <w:qFormat/>
     <w:uiPriority w:val="0"/>
     <w:pPr>
       <w:spacing w:after="120" w:line="480" w:lineRule="auto"/>
@@ -8609,6 +8432,7 @@
   <w:style w:type="paragraph" w:styleId="25">
     <w:name w:val="Block Text"/>
     <w:basedOn w:val="1"/>
+    <w:qFormat/>
     <w:uiPriority w:val="0"/>
     <w:pPr>
       <w:spacing w:line="360" w:lineRule="auto"/>
@@ -8705,6 +8529,7 @@
   <w:style w:type="character" w:customStyle="1" w:styleId="32">
     <w:name w:val="Текст выноски Знак"/>
     <w:link w:val="13"/>
+    <w:qFormat/>
     <w:uiPriority w:val="0"/>
     <w:rPr>
       <w:rFonts w:ascii="Tahoma" w:hAnsi="Tahoma" w:cs="Tahoma"/>
@@ -8749,6 +8574,7 @@
   </w:style>
   <w:style w:type="paragraph" w:customStyle="1" w:styleId="36">
     <w:name w:val="Обычный1"/>
+    <w:qFormat/>
     <w:uiPriority w:val="0"/>
     <w:pPr>
       <w:snapToGrid w:val="0"/>
@@ -8800,6 +8626,7 @@
   <w:style w:type="table" w:customStyle="1" w:styleId="40">
     <w:name w:val="Сетка таблицы2"/>
     <w:basedOn w:val="9"/>
+    <w:qFormat/>
     <w:uiPriority w:val="0"/>
     <w:tblPr>
       <w:tblBorders>
@@ -8827,6 +8654,7 @@
     <w:name w:val="Нижний колонтитул Знак"/>
     <w:basedOn w:val="8"/>
     <w:link w:val="22"/>
+    <w:qFormat/>
     <w:uiPriority w:val="0"/>
   </w:style>
   <w:style w:type="character" w:customStyle="1" w:styleId="43">
@@ -8843,6 +8671,7 @@
   <w:style w:type="character" w:customStyle="1" w:styleId="44">
     <w:name w:val="Заголовок 1 Знак"/>
     <w:link w:val="2"/>
+    <w:qFormat/>
     <w:uiPriority w:val="0"/>
     <w:rPr>
       <w:rFonts w:ascii="GOST type B" w:hAnsi="GOST type B"/>
@@ -8853,6 +8682,7 @@
   <w:style w:type="character" w:customStyle="1" w:styleId="45">
     <w:name w:val="Заголовок 3 Знак"/>
     <w:link w:val="4"/>
+    <w:qFormat/>
     <w:uiPriority w:val="0"/>
     <w:rPr>
       <w:rFonts w:ascii="GOST type B" w:hAnsi="GOST type B"/>
@@ -8880,6 +8710,7 @@
   <w:style w:type="character" w:customStyle="1" w:styleId="47">
     <w:name w:val="Основной текст с отступом 3 Знак"/>
     <w:link w:val="15"/>
+    <w:qFormat/>
     <w:uiPriority w:val="0"/>
     <w:rPr>
       <w:rFonts w:ascii="Calibri" w:hAnsi="Calibri"/>
@@ -9166,10 +8997,20 @@
 </s:customData>
 </file>
 
+<file path=customXml/item2.xml><?xml version="1.0" encoding="utf-8"?>
+<b:Sources xmlns:b="http://schemas.openxmlformats.org/officeDocument/2006/bibliography" xmlns="http://schemas.openxmlformats.org/officeDocument/2006/bibliography" SelectedStyle="/APASixthEditionOfficeOnline.xsl" StyleName="APA" Version="6"/>
+</file>
+
 <file path=customXml/itemProps1.xml><?xml version="1.0" encoding="utf-8"?>
 <ds:datastoreItem xmlns:ds="http://schemas.openxmlformats.org/officeDocument/2006/customXml" ds:itemID="{B1977F7D-205B-4081-913C-38D41E755F92}">
   <ds:schemaRefs>
     <ds:schemaRef ds:uri="http://www.wps.cn/officeDocument/2013/wpsCustomData"/>
   </ds:schemaRefs>
 </ds:datastoreItem>
+</file>
+
+<file path=customXml/itemProps2.xml><?xml version="1.0" encoding="utf-8"?>
+<ds:datastoreItem xmlns:ds="http://schemas.openxmlformats.org/officeDocument/2006/customXml" ds:itemID="{83F52881-91B3-3749-B542-E0A48D057CBD}">
+  <ds:schemaRefs/>
+</ds:datastoreItem>
 </file>